--- a/FerryCast_완도군청_제안서.docx
+++ b/FerryCast_완도군청_제안서.docx
@@ -1533,33 +1533,12 @@
           <w:sz w:val="26"/>
           <w:szCs w:val="26"/>
         </w:rPr>
-        <w:t xml:space="preserve">5. 완도군의 기대 효과</w:t>
-      </w:r>
-    </w:p>
-    <w:p>
-      <w:pPr>
-        <w:spacing w:after="80" w:before="160" w:line="276"/>
-      </w:pPr>
-      <w:r>
-        <w:rPr>
-          <w:rFonts w:ascii="맑은 고딕" w:cs="맑은 고딕" w:eastAsia="맑은 고딕" w:hAnsi="맑은 고딕"/>
-          <w:b/>
-          <w:bCs/>
-          <w:color w:val="1E293B"/>
-          <w:sz w:val="22"/>
-          <w:szCs w:val="22"/>
-        </w:rPr>
-        <w:t xml:space="preserve">5-1. 군민 편의 증진</w:t>
-      </w:r>
-    </w:p>
-    <w:p>
-      <w:pPr>
-        <w:pStyle w:val="ListParagraph"/>
-        <w:numPr>
-          <w:ilvl w:val="0"/>
-          <w:numId w:val="1"/>
-        </w:numPr>
-        <w:spacing w:after="60" w:line="276"/>
+        <w:t xml:space="preserve">5. 향후 추가 예정 기능</w:t>
+      </w:r>
+    </w:p>
+    <w:p>
+      <w:pPr>
+        <w:spacing w:after="100" w:before="0" w:line="276"/>
       </w:pPr>
       <w:r>
         <w:rPr>
@@ -1568,167 +1547,7 @@
           <w:sz w:val="20"/>
           <w:szCs w:val="20"/>
         </w:rPr>
-        <w:t xml:space="preserve">배편·날씨 정보를 한 번에 확인하여 불필요한 헛걸음 방지</w:t>
-      </w:r>
-    </w:p>
-    <w:p>
-      <w:pPr>
-        <w:pStyle w:val="ListParagraph"/>
-        <w:numPr>
-          <w:ilvl w:val="0"/>
-          <w:numId w:val="1"/>
-        </w:numPr>
-        <w:spacing w:after="60" w:line="276"/>
-      </w:pPr>
-      <w:r>
-        <w:rPr>
-          <w:rFonts w:ascii="맑은 고딕" w:cs="맑은 고딕" w:eastAsia="맑은 고딕" w:hAnsi="맑은 고딕"/>
-          <w:color w:val="334155"/>
-          <w:sz w:val="20"/>
-          <w:szCs w:val="20"/>
-        </w:rPr>
-        <w:t xml:space="preserve">고령층도 쉽게 쓰는 단순한 화면으로 정보 접근성 향상</w:t>
-      </w:r>
-    </w:p>
-    <w:p>
-      <w:pPr>
-        <w:spacing w:after="80" w:before="160" w:line="276"/>
-      </w:pPr>
-      <w:r>
-        <w:rPr>
-          <w:rFonts w:ascii="맑은 고딕" w:cs="맑은 고딕" w:eastAsia="맑은 고딕" w:hAnsi="맑은 고딕"/>
-          <w:b/>
-          <w:bCs/>
-          <w:color w:val="1E293B"/>
-          <w:sz w:val="22"/>
-          <w:szCs w:val="22"/>
-        </w:rPr>
-        <w:t xml:space="preserve">5-2. 관광객 만족도 향상</w:t>
-      </w:r>
-    </w:p>
-    <w:p>
-      <w:pPr>
-        <w:pStyle w:val="ListParagraph"/>
-        <w:numPr>
-          <w:ilvl w:val="0"/>
-          <w:numId w:val="1"/>
-        </w:numPr>
-        <w:spacing w:after="60" w:line="276"/>
-      </w:pPr>
-      <w:r>
-        <w:rPr>
-          <w:rFonts w:ascii="맑은 고딕" w:cs="맑은 고딕" w:eastAsia="맑은 고딕" w:hAnsi="맑은 고딕"/>
-          <w:color w:val="334155"/>
-          <w:sz w:val="20"/>
-          <w:szCs w:val="20"/>
-        </w:rPr>
-        <w:t xml:space="preserve">관광객이 결항 정보를 미리 확인하여 일정 차질 최소화</w:t>
-      </w:r>
-    </w:p>
-    <w:p>
-      <w:pPr>
-        <w:pStyle w:val="ListParagraph"/>
-        <w:numPr>
-          <w:ilvl w:val="0"/>
-          <w:numId w:val="1"/>
-        </w:numPr>
-        <w:spacing w:after="60" w:line="276"/>
-      </w:pPr>
-      <w:r>
-        <w:rPr>
-          <w:rFonts w:ascii="맑은 고딕" w:cs="맑은 고딕" w:eastAsia="맑은 고딕" w:hAnsi="맑은 고딕"/>
-          <w:color w:val="334155"/>
-          <w:sz w:val="20"/>
-          <w:szCs w:val="20"/>
-        </w:rPr>
-        <w:t xml:space="preserve">‘정보를 쉽게 찾을 수 있는 완도’라는 긍정적 방문 경험 제공</w:t>
-      </w:r>
-    </w:p>
-    <w:p>
-      <w:pPr>
-        <w:spacing w:after="80" w:before="160" w:line="276"/>
-      </w:pPr>
-      <w:r>
-        <w:rPr>
-          <w:rFonts w:ascii="맑은 고딕" w:cs="맑은 고딕" w:eastAsia="맑은 고딕" w:hAnsi="맑은 고딕"/>
-          <w:b/>
-          <w:bCs/>
-          <w:color w:val="1E293B"/>
-          <w:sz w:val="22"/>
-          <w:szCs w:val="22"/>
-        </w:rPr>
-        <w:t xml:space="preserve">5-3. 군의 부담 없는 협력</w:t>
-      </w:r>
-    </w:p>
-    <w:p>
-      <w:pPr>
-        <w:pStyle w:val="ListParagraph"/>
-        <w:numPr>
-          <w:ilvl w:val="0"/>
-          <w:numId w:val="1"/>
-        </w:numPr>
-        <w:spacing w:after="60" w:line="276"/>
-      </w:pPr>
-      <w:r>
-        <w:rPr>
-          <w:rFonts w:ascii="맑은 고딕" w:cs="맑은 고딕" w:eastAsia="맑은 고딕" w:hAnsi="맑은 고딕"/>
-          <w:color w:val="334155"/>
-          <w:sz w:val="20"/>
-          <w:szCs w:val="20"/>
-        </w:rPr>
-        <w:t xml:space="preserve">군의 예산·인력 투입 없이 민간이 자체 개발·운영</w:t>
-      </w:r>
-    </w:p>
-    <w:p>
-      <w:pPr>
-        <w:pStyle w:val="ListParagraph"/>
-        <w:numPr>
-          <w:ilvl w:val="0"/>
-          <w:numId w:val="1"/>
-        </w:numPr>
-        <w:spacing w:after="60" w:line="276"/>
-      </w:pPr>
-      <w:r>
-        <w:rPr>
-          <w:rFonts w:ascii="맑은 고딕" w:cs="맑은 고딕" w:eastAsia="맑은 고딕" w:hAnsi="맑은 고딕"/>
-          <w:color w:val="334155"/>
-          <w:sz w:val="20"/>
-          <w:szCs w:val="20"/>
-        </w:rPr>
-        <w:t xml:space="preserve">군은 부착 허가와 홍보 협조만으로 군민 편의 서비스 제공 효과</w:t>
-      </w:r>
-    </w:p>
-    <w:p>
-      <w:pPr>
-        <w:pBdr>
-          <w:bottom w:val="single" w:color="1D4ED8" w:sz="8" w:space="4"/>
-        </w:pBdr>
-        <w:spacing w:after="140" w:before="280"/>
-      </w:pPr>
-      <w:r>
-        <w:rPr>
-          <w:rFonts w:ascii="맑은 고딕" w:cs="맑은 고딕" w:eastAsia="맑은 고딕" w:hAnsi="맑은 고딕"/>
-          <w:b/>
-          <w:bCs/>
-          <w:color w:val="1D4ED8"/>
-          <w:sz w:val="26"/>
-          <w:szCs w:val="26"/>
-        </w:rPr>
-        <w:t xml:space="preserve">6. 운영 방식 및 지속가능성</w:t>
-      </w:r>
-    </w:p>
-    <w:p>
-      <w:pPr>
-        <w:spacing w:after="100" w:before="0" w:line="276"/>
-      </w:pPr>
-      <w:r>
-        <w:rPr>
-          <w:rFonts w:ascii="맑은 고딕" w:cs="맑은 고딕" w:eastAsia="맑은 고딕" w:hAnsi="맑은 고딕"/>
-          <w:color w:val="334155"/>
-          <w:sz w:val="20"/>
-          <w:szCs w:val="20"/>
-        </w:rPr>
-        <w:t xml:space="preserve">FerryCast는 무료 공익 서비스로 운영되며, 서버 운영비 등 지속적인 유지·관리를 위해 다음과 같은 최소한의 수익 모델을 투명하게 운영할 계획입니다.</w:t>
+        <w:t xml:space="preserve">FerryCast는 지속적으로 기능과 정보 범위를 확대하고 있습니다. 다음 기능을 순차적으로 적용할 예정입니다.</w:t>
       </w:r>
     </w:p>
     <w:tbl>
@@ -1753,7 +1572,7 @@
         </w:trPr>
         <w:tc>
           <w:tcPr>
-            <w:tcW w:type="pct" w:w="24%"/>
+            <w:tcW w:type="pct" w:w="28%"/>
             <w:tcBorders>
               <w:top w:val="single" w:color="E2E8F0" w:sz="4"/>
               <w:left w:val="single" w:color="E2E8F0" w:sz="4"/>
@@ -1781,13 +1600,13 @@
                 <w:sz w:val="20"/>
                 <w:szCs w:val="20"/>
               </w:rPr>
-              <w:t xml:space="preserve">구분</w:t>
-            </w:r>
-          </w:p>
-        </w:tc>
-        <w:tc>
-          <w:tcPr>
-            <w:tcW w:type="pct" w:w="76%"/>
+              <w:t xml:space="preserve">추가 예정 기능</w:t>
+            </w:r>
+          </w:p>
+        </w:tc>
+        <w:tc>
+          <w:tcPr>
+            <w:tcW w:type="pct" w:w="72%"/>
             <w:tcBorders>
               <w:top w:val="single" w:color="E2E8F0" w:sz="4"/>
               <w:left w:val="single" w:color="E2E8F0" w:sz="4"/>
@@ -1823,63 +1642,63 @@
       <w:tr>
         <w:tc>
           <w:tcPr>
-            <w:tcW w:type="pct" w:w="24%"/>
-            <w:tcBorders>
-              <w:top w:val="single" w:color="E2E8F0" w:sz="4"/>
-              <w:left w:val="single" w:color="E2E8F0" w:sz="4"/>
-              <w:bottom w:val="single" w:color="E2E8F0" w:sz="4"/>
-              <w:right w:val="single" w:color="E2E8F0" w:sz="4"/>
-            </w:tcBorders>
-            <w:tcMar>
-              <w:top w:type="dxa" w:w="60"/>
-              <w:left w:type="dxa" w:w="100"/>
-              <w:bottom w:type="dxa" w:w="60"/>
-              <w:right w:type="dxa" w:w="100"/>
-            </w:tcMar>
-          </w:tcPr>
-          <w:p>
-            <w:pPr>
-              <w:spacing w:after="0" w:before="0" w:line="276"/>
-            </w:pPr>
-            <w:r>
-              <w:rPr>
-                <w:rFonts w:ascii="맑은 고딕" w:cs="맑은 고딕" w:eastAsia="맑은 고딕" w:hAnsi="맑은 고딕"/>
-                <w:color w:val="334155"/>
-                <w:sz w:val="19"/>
-                <w:szCs w:val="19"/>
-              </w:rPr>
-              <w:t xml:space="preserve">온라인 광고</w:t>
-            </w:r>
-          </w:p>
-        </w:tc>
-        <w:tc>
-          <w:tcPr>
-            <w:tcW w:type="pct" w:w="76%"/>
-            <w:tcBorders>
-              <w:top w:val="single" w:color="E2E8F0" w:sz="4"/>
-              <w:left w:val="single" w:color="E2E8F0" w:sz="4"/>
-              <w:bottom w:val="single" w:color="E2E8F0" w:sz="4"/>
-              <w:right w:val="single" w:color="E2E8F0" w:sz="4"/>
-            </w:tcBorders>
-            <w:tcMar>
-              <w:top w:type="dxa" w:w="60"/>
-              <w:left w:type="dxa" w:w="100"/>
-              <w:bottom w:type="dxa" w:w="60"/>
-              <w:right w:type="dxa" w:w="100"/>
-            </w:tcMar>
-          </w:tcPr>
-          <w:p>
-            <w:pPr>
-              <w:spacing w:after="0" w:before="0" w:line="276"/>
-            </w:pPr>
-            <w:r>
-              <w:rPr>
-                <w:rFonts w:ascii="맑은 고딕" w:cs="맑은 고딕" w:eastAsia="맑은 고딕" w:hAnsi="맑은 고딕"/>
-                <w:color w:val="334155"/>
-                <w:sz w:val="19"/>
-                <w:szCs w:val="19"/>
-              </w:rPr>
-              <w:t xml:space="preserve">화면 하단에 비침해적 배너 광고를 게재 (정보 확인을 방해하지 않는 위치)</w:t>
+            <w:tcW w:type="pct" w:w="28%"/>
+            <w:tcBorders>
+              <w:top w:val="single" w:color="E2E8F0" w:sz="4"/>
+              <w:left w:val="single" w:color="E2E8F0" w:sz="4"/>
+              <w:bottom w:val="single" w:color="E2E8F0" w:sz="4"/>
+              <w:right w:val="single" w:color="E2E8F0" w:sz="4"/>
+            </w:tcBorders>
+            <w:tcMar>
+              <w:top w:type="dxa" w:w="60"/>
+              <w:left w:type="dxa" w:w="100"/>
+              <w:bottom w:type="dxa" w:w="60"/>
+              <w:right w:type="dxa" w:w="100"/>
+            </w:tcMar>
+          </w:tcPr>
+          <w:p>
+            <w:pPr>
+              <w:spacing w:after="0" w:before="0" w:line="276"/>
+            </w:pPr>
+            <w:r>
+              <w:rPr>
+                <w:rFonts w:ascii="맑은 고딕" w:cs="맑은 고딕" w:eastAsia="맑은 고딕" w:hAnsi="맑은 고딕"/>
+                <w:color w:val="334155"/>
+                <w:sz w:val="19"/>
+                <w:szCs w:val="19"/>
+              </w:rPr>
+              <w:t xml:space="preserve">출항 알림</w:t>
+            </w:r>
+          </w:p>
+        </w:tc>
+        <w:tc>
+          <w:tcPr>
+            <w:tcW w:type="pct" w:w="72%"/>
+            <w:tcBorders>
+              <w:top w:val="single" w:color="E2E8F0" w:sz="4"/>
+              <w:left w:val="single" w:color="E2E8F0" w:sz="4"/>
+              <w:bottom w:val="single" w:color="E2E8F0" w:sz="4"/>
+              <w:right w:val="single" w:color="E2E8F0" w:sz="4"/>
+            </w:tcBorders>
+            <w:tcMar>
+              <w:top w:type="dxa" w:w="60"/>
+              <w:left w:type="dxa" w:w="100"/>
+              <w:bottom w:type="dxa" w:w="60"/>
+              <w:right w:type="dxa" w:w="100"/>
+            </w:tcMar>
+          </w:tcPr>
+          <w:p>
+            <w:pPr>
+              <w:spacing w:after="0" w:before="0" w:line="276"/>
+            </w:pPr>
+            <w:r>
+              <w:rPr>
+                <w:rFonts w:ascii="맑은 고딕" w:cs="맑은 고딕" w:eastAsia="맑은 고딕" w:hAnsi="맑은 고딕"/>
+                <w:color w:val="334155"/>
+                <w:sz w:val="19"/>
+                <w:szCs w:val="19"/>
+              </w:rPr>
+              <w:t xml:space="preserve">관심 항로의 출발 시각을 미리 알려주는 알림 기능 — 홈화면에 추가(앱 설치) 후 이용 가능하도록 순차 적용 예정</w:t>
             </w:r>
           </w:p>
         </w:tc>
@@ -1887,7 +1706,7 @@
       <w:tr>
         <w:tc>
           <w:tcPr>
-            <w:tcW w:type="pct" w:w="24%"/>
+            <w:tcW w:type="pct" w:w="28%"/>
             <w:tcBorders>
               <w:top w:val="single" w:color="E2E8F0" w:sz="4"/>
               <w:left w:val="single" w:color="E2E8F0" w:sz="4"/>
@@ -1913,13 +1732,13 @@
                 <w:sz w:val="19"/>
                 <w:szCs w:val="19"/>
               </w:rPr>
-              <w:t xml:space="preserve">지역 상생</w:t>
-            </w:r>
-          </w:p>
-        </w:tc>
-        <w:tc>
-          <w:tcPr>
-            <w:tcW w:type="pct" w:w="76%"/>
+              <w:t xml:space="preserve">제공 항로 확대</w:t>
+            </w:r>
+          </w:p>
+        </w:tc>
+        <w:tc>
+          <w:tcPr>
+            <w:tcW w:type="pct" w:w="72%"/>
             <w:tcBorders>
               <w:top w:val="single" w:color="E2E8F0" w:sz="4"/>
               <w:left w:val="single" w:color="E2E8F0" w:sz="4"/>
@@ -1945,71 +1764,7 @@
                 <w:sz w:val="19"/>
                 <w:szCs w:val="19"/>
               </w:rPr>
-              <w:t xml:space="preserve">완도 지역 업체(펜션·식당·특산물 등) 홍보를 우선 게재하여 지역 경제에 기여</w:t>
-            </w:r>
-          </w:p>
-        </w:tc>
-      </w:tr>
-      <w:tr>
-        <w:tc>
-          <w:tcPr>
-            <w:tcW w:type="pct" w:w="24%"/>
-            <w:tcBorders>
-              <w:top w:val="single" w:color="E2E8F0" w:sz="4"/>
-              <w:left w:val="single" w:color="E2E8F0" w:sz="4"/>
-              <w:bottom w:val="single" w:color="E2E8F0" w:sz="4"/>
-              <w:right w:val="single" w:color="E2E8F0" w:sz="4"/>
-            </w:tcBorders>
-            <w:tcMar>
-              <w:top w:type="dxa" w:w="60"/>
-              <w:left w:type="dxa" w:w="100"/>
-              <w:bottom w:type="dxa" w:w="60"/>
-              <w:right w:type="dxa" w:w="100"/>
-            </w:tcMar>
-          </w:tcPr>
-          <w:p>
-            <w:pPr>
-              <w:spacing w:after="0" w:before="0" w:line="276"/>
-            </w:pPr>
-            <w:r>
-              <w:rPr>
-                <w:rFonts w:ascii="맑은 고딕" w:cs="맑은 고딕" w:eastAsia="맑은 고딕" w:hAnsi="맑은 고딕"/>
-                <w:color w:val="334155"/>
-                <w:sz w:val="19"/>
-                <w:szCs w:val="19"/>
-              </w:rPr>
-              <w:t xml:space="preserve">정보 무료</w:t>
-            </w:r>
-          </w:p>
-        </w:tc>
-        <w:tc>
-          <w:tcPr>
-            <w:tcW w:type="pct" w:w="76%"/>
-            <w:tcBorders>
-              <w:top w:val="single" w:color="E2E8F0" w:sz="4"/>
-              <w:left w:val="single" w:color="E2E8F0" w:sz="4"/>
-              <w:bottom w:val="single" w:color="E2E8F0" w:sz="4"/>
-              <w:right w:val="single" w:color="E2E8F0" w:sz="4"/>
-            </w:tcBorders>
-            <w:tcMar>
-              <w:top w:type="dxa" w:w="60"/>
-              <w:left w:type="dxa" w:w="100"/>
-              <w:bottom w:type="dxa" w:w="60"/>
-              <w:right w:type="dxa" w:w="100"/>
-            </w:tcMar>
-          </w:tcPr>
-          <w:p>
-            <w:pPr>
-              <w:spacing w:after="0" w:before="0" w:line="276"/>
-            </w:pPr>
-            <w:r>
-              <w:rPr>
-                <w:rFonts w:ascii="맑은 고딕" w:cs="맑은 고딕" w:eastAsia="맑은 고딕" w:hAnsi="맑은 고딕"/>
-                <w:color w:val="334155"/>
-                <w:sz w:val="19"/>
-                <w:szCs w:val="19"/>
-              </w:rPr>
-              <w:t xml:space="preserve">배편·날씨 등 핵심 정보는 영구 무료. 이용자에게 요금을 부과하지 않음</w:t>
+              <w:t xml:space="preserve">현재 완도–제주, 완도–청산도, 완도–소안도·보길도·노화 항로를 제공하며, 목포·녹동·여수 등 그 외 항로도 데이터 확보에 따라 순차적으로 추가 예정</w:t>
             </w:r>
           </w:p>
         </w:tc>
@@ -2017,16 +1772,16 @@
     </w:tbl>
     <w:p>
       <w:pPr>
-        <w:spacing w:after="100" w:before="0" w:line="276"/>
-      </w:pPr>
-      <w:r>
-        <w:rPr>
-          <w:rFonts w:ascii="맑은 고딕" w:cs="맑은 고딕" w:eastAsia="맑은 고딕" w:hAnsi="맑은 고딕"/>
-          <w:color w:val="334155"/>
-          <w:sz w:val="20"/>
-          <w:szCs w:val="20"/>
-        </w:rPr>
-        <w:t xml:space="preserve">운영 수익은 서버 유지와 서비스 개선에 사용되며, 이는 군의 예산 부담 없이 서비스를 안정적으로 지속하기 위한 수단입니다. 공공 정보를 활용한 서비스인 만큼, 군과 협의된 범위 내에서 투명하게 운영하겠습니다.</w:t>
+        <w:spacing w:after="40" w:before="0" w:line="276"/>
+      </w:pPr>
+      <w:r>
+        <w:rPr>
+          <w:rFonts w:ascii="맑은 고딕" w:cs="맑은 고딕" w:eastAsia="맑은 고딕" w:hAnsi="맑은 고딕"/>
+          <w:color w:val="64748B"/>
+          <w:sz w:val="20"/>
+          <w:szCs w:val="20"/>
+        </w:rPr>
+        <w:t xml:space="preserve">※ 현재 제공 항로: 완도–제주 · 완도–청산도 · 완도–소안도·보길도·노화. 그 외 항로는 공공 데이터 연동 작업을 거쳐 단계적으로 확대됩니다.</w:t>
       </w:r>
     </w:p>
     <w:p>
@@ -2045,7 +1800,519 @@
           <w:sz w:val="26"/>
           <w:szCs w:val="26"/>
         </w:rPr>
-        <w:t xml:space="preserve">7. 완도군청에 드리는 요청 사항</w:t>
+        <w:t xml:space="preserve">6. 완도군의 기대 효과</w:t>
+      </w:r>
+    </w:p>
+    <w:p>
+      <w:pPr>
+        <w:spacing w:after="80" w:before="160" w:line="276"/>
+      </w:pPr>
+      <w:r>
+        <w:rPr>
+          <w:rFonts w:ascii="맑은 고딕" w:cs="맑은 고딕" w:eastAsia="맑은 고딕" w:hAnsi="맑은 고딕"/>
+          <w:b/>
+          <w:bCs/>
+          <w:color w:val="1E293B"/>
+          <w:sz w:val="22"/>
+          <w:szCs w:val="22"/>
+        </w:rPr>
+        <w:t xml:space="preserve">6-1. 군민 편의 증진</w:t>
+      </w:r>
+    </w:p>
+    <w:p>
+      <w:pPr>
+        <w:pStyle w:val="ListParagraph"/>
+        <w:numPr>
+          <w:ilvl w:val="0"/>
+          <w:numId w:val="1"/>
+        </w:numPr>
+        <w:spacing w:after="60" w:line="276"/>
+      </w:pPr>
+      <w:r>
+        <w:rPr>
+          <w:rFonts w:ascii="맑은 고딕" w:cs="맑은 고딕" w:eastAsia="맑은 고딕" w:hAnsi="맑은 고딕"/>
+          <w:color w:val="334155"/>
+          <w:sz w:val="20"/>
+          <w:szCs w:val="20"/>
+        </w:rPr>
+        <w:t xml:space="preserve">배편·날씨 정보를 한 번에 확인하여 불필요한 헛걸음 방지</w:t>
+      </w:r>
+    </w:p>
+    <w:p>
+      <w:pPr>
+        <w:pStyle w:val="ListParagraph"/>
+        <w:numPr>
+          <w:ilvl w:val="0"/>
+          <w:numId w:val="1"/>
+        </w:numPr>
+        <w:spacing w:after="60" w:line="276"/>
+      </w:pPr>
+      <w:r>
+        <w:rPr>
+          <w:rFonts w:ascii="맑은 고딕" w:cs="맑은 고딕" w:eastAsia="맑은 고딕" w:hAnsi="맑은 고딕"/>
+          <w:color w:val="334155"/>
+          <w:sz w:val="20"/>
+          <w:szCs w:val="20"/>
+        </w:rPr>
+        <w:t xml:space="preserve">고령층도 쉽게 쓰는 단순한 화면으로 정보 접근성 향상</w:t>
+      </w:r>
+    </w:p>
+    <w:p>
+      <w:pPr>
+        <w:spacing w:after="80" w:before="160" w:line="276"/>
+      </w:pPr>
+      <w:r>
+        <w:rPr>
+          <w:rFonts w:ascii="맑은 고딕" w:cs="맑은 고딕" w:eastAsia="맑은 고딕" w:hAnsi="맑은 고딕"/>
+          <w:b/>
+          <w:bCs/>
+          <w:color w:val="1E293B"/>
+          <w:sz w:val="22"/>
+          <w:szCs w:val="22"/>
+        </w:rPr>
+        <w:t xml:space="preserve">6-2. 관광객 만족도 향상</w:t>
+      </w:r>
+    </w:p>
+    <w:p>
+      <w:pPr>
+        <w:pStyle w:val="ListParagraph"/>
+        <w:numPr>
+          <w:ilvl w:val="0"/>
+          <w:numId w:val="1"/>
+        </w:numPr>
+        <w:spacing w:after="60" w:line="276"/>
+      </w:pPr>
+      <w:r>
+        <w:rPr>
+          <w:rFonts w:ascii="맑은 고딕" w:cs="맑은 고딕" w:eastAsia="맑은 고딕" w:hAnsi="맑은 고딕"/>
+          <w:color w:val="334155"/>
+          <w:sz w:val="20"/>
+          <w:szCs w:val="20"/>
+        </w:rPr>
+        <w:t xml:space="preserve">관광객이 결항 정보를 미리 확인하여 일정 차질 최소화</w:t>
+      </w:r>
+    </w:p>
+    <w:p>
+      <w:pPr>
+        <w:pStyle w:val="ListParagraph"/>
+        <w:numPr>
+          <w:ilvl w:val="0"/>
+          <w:numId w:val="1"/>
+        </w:numPr>
+        <w:spacing w:after="60" w:line="276"/>
+      </w:pPr>
+      <w:r>
+        <w:rPr>
+          <w:rFonts w:ascii="맑은 고딕" w:cs="맑은 고딕" w:eastAsia="맑은 고딕" w:hAnsi="맑은 고딕"/>
+          <w:color w:val="334155"/>
+          <w:sz w:val="20"/>
+          <w:szCs w:val="20"/>
+        </w:rPr>
+        <w:t xml:space="preserve">‘정보를 쉽게 찾을 수 있는 완도’라는 긍정적 방문 경험 제공</w:t>
+      </w:r>
+    </w:p>
+    <w:p>
+      <w:pPr>
+        <w:spacing w:after="80" w:before="160" w:line="276"/>
+      </w:pPr>
+      <w:r>
+        <w:rPr>
+          <w:rFonts w:ascii="맑은 고딕" w:cs="맑은 고딕" w:eastAsia="맑은 고딕" w:hAnsi="맑은 고딕"/>
+          <w:b/>
+          <w:bCs/>
+          <w:color w:val="1E293B"/>
+          <w:sz w:val="22"/>
+          <w:szCs w:val="22"/>
+        </w:rPr>
+        <w:t xml:space="preserve">6-3. 군의 부담 없는 협력</w:t>
+      </w:r>
+    </w:p>
+    <w:p>
+      <w:pPr>
+        <w:pStyle w:val="ListParagraph"/>
+        <w:numPr>
+          <w:ilvl w:val="0"/>
+          <w:numId w:val="1"/>
+        </w:numPr>
+        <w:spacing w:after="60" w:line="276"/>
+      </w:pPr>
+      <w:r>
+        <w:rPr>
+          <w:rFonts w:ascii="맑은 고딕" w:cs="맑은 고딕" w:eastAsia="맑은 고딕" w:hAnsi="맑은 고딕"/>
+          <w:color w:val="334155"/>
+          <w:sz w:val="20"/>
+          <w:szCs w:val="20"/>
+        </w:rPr>
+        <w:t xml:space="preserve">군의 예산·인력 투입 없이 민간이 자체 개발·운영</w:t>
+      </w:r>
+    </w:p>
+    <w:p>
+      <w:pPr>
+        <w:pStyle w:val="ListParagraph"/>
+        <w:numPr>
+          <w:ilvl w:val="0"/>
+          <w:numId w:val="1"/>
+        </w:numPr>
+        <w:spacing w:after="60" w:line="276"/>
+      </w:pPr>
+      <w:r>
+        <w:rPr>
+          <w:rFonts w:ascii="맑은 고딕" w:cs="맑은 고딕" w:eastAsia="맑은 고딕" w:hAnsi="맑은 고딕"/>
+          <w:color w:val="334155"/>
+          <w:sz w:val="20"/>
+          <w:szCs w:val="20"/>
+        </w:rPr>
+        <w:t xml:space="preserve">군은 부착 허가와 홍보 협조만으로 군민 편의 서비스 제공 효과</w:t>
+      </w:r>
+    </w:p>
+    <w:p>
+      <w:pPr>
+        <w:pBdr>
+          <w:bottom w:val="single" w:color="1D4ED8" w:sz="8" w:space="4"/>
+        </w:pBdr>
+        <w:spacing w:after="140" w:before="280"/>
+      </w:pPr>
+      <w:r>
+        <w:rPr>
+          <w:rFonts w:ascii="맑은 고딕" w:cs="맑은 고딕" w:eastAsia="맑은 고딕" w:hAnsi="맑은 고딕"/>
+          <w:b/>
+          <w:bCs/>
+          <w:color w:val="1D4ED8"/>
+          <w:sz w:val="26"/>
+          <w:szCs w:val="26"/>
+        </w:rPr>
+        <w:t xml:space="preserve">7. 운영 방식 및 지속가능성</w:t>
+      </w:r>
+    </w:p>
+    <w:p>
+      <w:pPr>
+        <w:spacing w:after="100" w:before="0" w:line="276"/>
+      </w:pPr>
+      <w:r>
+        <w:rPr>
+          <w:rFonts w:ascii="맑은 고딕" w:cs="맑은 고딕" w:eastAsia="맑은 고딕" w:hAnsi="맑은 고딕"/>
+          <w:color w:val="334155"/>
+          <w:sz w:val="20"/>
+          <w:szCs w:val="20"/>
+        </w:rPr>
+        <w:t xml:space="preserve">FerryCast는 무료 공익 서비스로 운영되며, 서버 운영비 등 지속적인 유지·관리를 위해 다음과 같은 최소한의 수익 모델을 투명하게 운영할 계획입니다.</w:t>
+      </w:r>
+    </w:p>
+    <w:tbl>
+      <w:tblPr>
+        <w:tblW w:type="pct" w:w="100%"/>
+        <w:tblBorders>
+          <w:top w:val="single" w:color="auto" w:sz="4"/>
+          <w:left w:val="single" w:color="auto" w:sz="4"/>
+          <w:bottom w:val="single" w:color="auto" w:sz="4"/>
+          <w:right w:val="single" w:color="auto" w:sz="4"/>
+          <w:insideH w:val="single" w:color="auto" w:sz="4"/>
+          <w:insideV w:val="single" w:color="auto" w:sz="4"/>
+        </w:tblBorders>
+      </w:tblPr>
+      <w:tblGrid>
+        <w:gridCol w:w="100"/>
+        <w:gridCol w:w="100"/>
+      </w:tblGrid>
+      <w:tr>
+        <w:trPr>
+          <w:tblHeader/>
+        </w:trPr>
+        <w:tc>
+          <w:tcPr>
+            <w:tcW w:type="pct" w:w="24%"/>
+            <w:tcBorders>
+              <w:top w:val="single" w:color="E2E8F0" w:sz="4"/>
+              <w:left w:val="single" w:color="E2E8F0" w:sz="4"/>
+              <w:bottom w:val="single" w:color="E2E8F0" w:sz="4"/>
+              <w:right w:val="single" w:color="E2E8F0" w:sz="4"/>
+            </w:tcBorders>
+            <w:shd w:fill="1D4ED8" w:val="clear"/>
+            <w:tcMar>
+              <w:top w:type="dxa" w:w="60"/>
+              <w:left w:type="dxa" w:w="100"/>
+              <w:bottom w:type="dxa" w:w="60"/>
+              <w:right w:type="dxa" w:w="100"/>
+            </w:tcMar>
+          </w:tcPr>
+          <w:p>
+            <w:pPr>
+              <w:spacing w:after="0" w:before="0" w:line="276"/>
+            </w:pPr>
+            <w:r>
+              <w:rPr>
+                <w:rFonts w:ascii="맑은 고딕" w:cs="맑은 고딕" w:eastAsia="맑은 고딕" w:hAnsi="맑은 고딕"/>
+                <w:b/>
+                <w:bCs/>
+                <w:color w:val="FFFFFF"/>
+                <w:sz w:val="20"/>
+                <w:szCs w:val="20"/>
+              </w:rPr>
+              <w:t xml:space="preserve">구분</w:t>
+            </w:r>
+          </w:p>
+        </w:tc>
+        <w:tc>
+          <w:tcPr>
+            <w:tcW w:type="pct" w:w="76%"/>
+            <w:tcBorders>
+              <w:top w:val="single" w:color="E2E8F0" w:sz="4"/>
+              <w:left w:val="single" w:color="E2E8F0" w:sz="4"/>
+              <w:bottom w:val="single" w:color="E2E8F0" w:sz="4"/>
+              <w:right w:val="single" w:color="E2E8F0" w:sz="4"/>
+            </w:tcBorders>
+            <w:shd w:fill="1D4ED8" w:val="clear"/>
+            <w:tcMar>
+              <w:top w:type="dxa" w:w="60"/>
+              <w:left w:type="dxa" w:w="100"/>
+              <w:bottom w:type="dxa" w:w="60"/>
+              <w:right w:type="dxa" w:w="100"/>
+            </w:tcMar>
+          </w:tcPr>
+          <w:p>
+            <w:pPr>
+              <w:spacing w:after="0" w:before="0" w:line="276"/>
+            </w:pPr>
+            <w:r>
+              <w:rPr>
+                <w:rFonts w:ascii="맑은 고딕" w:cs="맑은 고딕" w:eastAsia="맑은 고딕" w:hAnsi="맑은 고딕"/>
+                <w:b/>
+                <w:bCs/>
+                <w:color w:val="FFFFFF"/>
+                <w:sz w:val="20"/>
+                <w:szCs w:val="20"/>
+              </w:rPr>
+              <w:t xml:space="preserve">내용</w:t>
+            </w:r>
+          </w:p>
+        </w:tc>
+      </w:tr>
+      <w:tr>
+        <w:tc>
+          <w:tcPr>
+            <w:tcW w:type="pct" w:w="24%"/>
+            <w:tcBorders>
+              <w:top w:val="single" w:color="E2E8F0" w:sz="4"/>
+              <w:left w:val="single" w:color="E2E8F0" w:sz="4"/>
+              <w:bottom w:val="single" w:color="E2E8F0" w:sz="4"/>
+              <w:right w:val="single" w:color="E2E8F0" w:sz="4"/>
+            </w:tcBorders>
+            <w:tcMar>
+              <w:top w:type="dxa" w:w="60"/>
+              <w:left w:type="dxa" w:w="100"/>
+              <w:bottom w:type="dxa" w:w="60"/>
+              <w:right w:type="dxa" w:w="100"/>
+            </w:tcMar>
+          </w:tcPr>
+          <w:p>
+            <w:pPr>
+              <w:spacing w:after="0" w:before="0" w:line="276"/>
+            </w:pPr>
+            <w:r>
+              <w:rPr>
+                <w:rFonts w:ascii="맑은 고딕" w:cs="맑은 고딕" w:eastAsia="맑은 고딕" w:hAnsi="맑은 고딕"/>
+                <w:color w:val="334155"/>
+                <w:sz w:val="19"/>
+                <w:szCs w:val="19"/>
+              </w:rPr>
+              <w:t xml:space="preserve">온라인 광고</w:t>
+            </w:r>
+          </w:p>
+        </w:tc>
+        <w:tc>
+          <w:tcPr>
+            <w:tcW w:type="pct" w:w="76%"/>
+            <w:tcBorders>
+              <w:top w:val="single" w:color="E2E8F0" w:sz="4"/>
+              <w:left w:val="single" w:color="E2E8F0" w:sz="4"/>
+              <w:bottom w:val="single" w:color="E2E8F0" w:sz="4"/>
+              <w:right w:val="single" w:color="E2E8F0" w:sz="4"/>
+            </w:tcBorders>
+            <w:tcMar>
+              <w:top w:type="dxa" w:w="60"/>
+              <w:left w:type="dxa" w:w="100"/>
+              <w:bottom w:type="dxa" w:w="60"/>
+              <w:right w:type="dxa" w:w="100"/>
+            </w:tcMar>
+          </w:tcPr>
+          <w:p>
+            <w:pPr>
+              <w:spacing w:after="0" w:before="0" w:line="276"/>
+            </w:pPr>
+            <w:r>
+              <w:rPr>
+                <w:rFonts w:ascii="맑은 고딕" w:cs="맑은 고딕" w:eastAsia="맑은 고딕" w:hAnsi="맑은 고딕"/>
+                <w:color w:val="334155"/>
+                <w:sz w:val="19"/>
+                <w:szCs w:val="19"/>
+              </w:rPr>
+              <w:t xml:space="preserve">화면 하단에 비침해적 배너 광고를 게재 (정보 확인을 방해하지 않는 위치)</w:t>
+            </w:r>
+          </w:p>
+        </w:tc>
+      </w:tr>
+      <w:tr>
+        <w:tc>
+          <w:tcPr>
+            <w:tcW w:type="pct" w:w="24%"/>
+            <w:tcBorders>
+              <w:top w:val="single" w:color="E2E8F0" w:sz="4"/>
+              <w:left w:val="single" w:color="E2E8F0" w:sz="4"/>
+              <w:bottom w:val="single" w:color="E2E8F0" w:sz="4"/>
+              <w:right w:val="single" w:color="E2E8F0" w:sz="4"/>
+            </w:tcBorders>
+            <w:shd w:fill="F8FAFC" w:val="clear"/>
+            <w:tcMar>
+              <w:top w:type="dxa" w:w="60"/>
+              <w:left w:type="dxa" w:w="100"/>
+              <w:bottom w:type="dxa" w:w="60"/>
+              <w:right w:type="dxa" w:w="100"/>
+            </w:tcMar>
+          </w:tcPr>
+          <w:p>
+            <w:pPr>
+              <w:spacing w:after="0" w:before="0" w:line="276"/>
+            </w:pPr>
+            <w:r>
+              <w:rPr>
+                <w:rFonts w:ascii="맑은 고딕" w:cs="맑은 고딕" w:eastAsia="맑은 고딕" w:hAnsi="맑은 고딕"/>
+                <w:color w:val="334155"/>
+                <w:sz w:val="19"/>
+                <w:szCs w:val="19"/>
+              </w:rPr>
+              <w:t xml:space="preserve">지역 상생</w:t>
+            </w:r>
+          </w:p>
+        </w:tc>
+        <w:tc>
+          <w:tcPr>
+            <w:tcW w:type="pct" w:w="76%"/>
+            <w:tcBorders>
+              <w:top w:val="single" w:color="E2E8F0" w:sz="4"/>
+              <w:left w:val="single" w:color="E2E8F0" w:sz="4"/>
+              <w:bottom w:val="single" w:color="E2E8F0" w:sz="4"/>
+              <w:right w:val="single" w:color="E2E8F0" w:sz="4"/>
+            </w:tcBorders>
+            <w:shd w:fill="F8FAFC" w:val="clear"/>
+            <w:tcMar>
+              <w:top w:type="dxa" w:w="60"/>
+              <w:left w:type="dxa" w:w="100"/>
+              <w:bottom w:type="dxa" w:w="60"/>
+              <w:right w:type="dxa" w:w="100"/>
+            </w:tcMar>
+          </w:tcPr>
+          <w:p>
+            <w:pPr>
+              <w:spacing w:after="0" w:before="0" w:line="276"/>
+            </w:pPr>
+            <w:r>
+              <w:rPr>
+                <w:rFonts w:ascii="맑은 고딕" w:cs="맑은 고딕" w:eastAsia="맑은 고딕" w:hAnsi="맑은 고딕"/>
+                <w:color w:val="334155"/>
+                <w:sz w:val="19"/>
+                <w:szCs w:val="19"/>
+              </w:rPr>
+              <w:t xml:space="preserve">완도 지역 업체(펜션·식당·특산물 등) 홍보를 우선 게재하여 지역 경제에 기여</w:t>
+            </w:r>
+          </w:p>
+        </w:tc>
+      </w:tr>
+      <w:tr>
+        <w:tc>
+          <w:tcPr>
+            <w:tcW w:type="pct" w:w="24%"/>
+            <w:tcBorders>
+              <w:top w:val="single" w:color="E2E8F0" w:sz="4"/>
+              <w:left w:val="single" w:color="E2E8F0" w:sz="4"/>
+              <w:bottom w:val="single" w:color="E2E8F0" w:sz="4"/>
+              <w:right w:val="single" w:color="E2E8F0" w:sz="4"/>
+            </w:tcBorders>
+            <w:tcMar>
+              <w:top w:type="dxa" w:w="60"/>
+              <w:left w:type="dxa" w:w="100"/>
+              <w:bottom w:type="dxa" w:w="60"/>
+              <w:right w:type="dxa" w:w="100"/>
+            </w:tcMar>
+          </w:tcPr>
+          <w:p>
+            <w:pPr>
+              <w:spacing w:after="0" w:before="0" w:line="276"/>
+            </w:pPr>
+            <w:r>
+              <w:rPr>
+                <w:rFonts w:ascii="맑은 고딕" w:cs="맑은 고딕" w:eastAsia="맑은 고딕" w:hAnsi="맑은 고딕"/>
+                <w:color w:val="334155"/>
+                <w:sz w:val="19"/>
+                <w:szCs w:val="19"/>
+              </w:rPr>
+              <w:t xml:space="preserve">정보 무료</w:t>
+            </w:r>
+          </w:p>
+        </w:tc>
+        <w:tc>
+          <w:tcPr>
+            <w:tcW w:type="pct" w:w="76%"/>
+            <w:tcBorders>
+              <w:top w:val="single" w:color="E2E8F0" w:sz="4"/>
+              <w:left w:val="single" w:color="E2E8F0" w:sz="4"/>
+              <w:bottom w:val="single" w:color="E2E8F0" w:sz="4"/>
+              <w:right w:val="single" w:color="E2E8F0" w:sz="4"/>
+            </w:tcBorders>
+            <w:tcMar>
+              <w:top w:type="dxa" w:w="60"/>
+              <w:left w:type="dxa" w:w="100"/>
+              <w:bottom w:type="dxa" w:w="60"/>
+              <w:right w:type="dxa" w:w="100"/>
+            </w:tcMar>
+          </w:tcPr>
+          <w:p>
+            <w:pPr>
+              <w:spacing w:after="0" w:before="0" w:line="276"/>
+            </w:pPr>
+            <w:r>
+              <w:rPr>
+                <w:rFonts w:ascii="맑은 고딕" w:cs="맑은 고딕" w:eastAsia="맑은 고딕" w:hAnsi="맑은 고딕"/>
+                <w:color w:val="334155"/>
+                <w:sz w:val="19"/>
+                <w:szCs w:val="19"/>
+              </w:rPr>
+              <w:t xml:space="preserve">배편·날씨 등 핵심 정보는 영구 무료. 이용자에게 요금을 부과하지 않음</w:t>
+            </w:r>
+          </w:p>
+        </w:tc>
+      </w:tr>
+    </w:tbl>
+    <w:p>
+      <w:pPr>
+        <w:spacing w:after="100" w:before="0" w:line="276"/>
+      </w:pPr>
+      <w:r>
+        <w:rPr>
+          <w:rFonts w:ascii="맑은 고딕" w:cs="맑은 고딕" w:eastAsia="맑은 고딕" w:hAnsi="맑은 고딕"/>
+          <w:color w:val="334155"/>
+          <w:sz w:val="20"/>
+          <w:szCs w:val="20"/>
+        </w:rPr>
+        <w:t xml:space="preserve">운영 수익은 서버 유지와 서비스 개선에 사용되며, 이는 군의 예산 부담 없이 서비스를 안정적으로 지속하기 위한 수단입니다. 공공 정보를 활용한 서비스인 만큼, 군과 협의된 범위 내에서 투명하게 운영하겠습니다.</w:t>
+      </w:r>
+    </w:p>
+    <w:p>
+      <w:pPr>
+        <w:pBdr>
+          <w:bottom w:val="single" w:color="1D4ED8" w:sz="8" w:space="4"/>
+        </w:pBdr>
+        <w:spacing w:after="140" w:before="280"/>
+      </w:pPr>
+      <w:r>
+        <w:rPr>
+          <w:rFonts w:ascii="맑은 고딕" w:cs="맑은 고딕" w:eastAsia="맑은 고딕" w:hAnsi="맑은 고딕"/>
+          <w:b/>
+          <w:bCs/>
+          <w:color w:val="1D4ED8"/>
+          <w:sz w:val="26"/>
+          <w:szCs w:val="26"/>
+        </w:rPr>
+        <w:t xml:space="preserve">8. 완도군청에 드리는 요청 사항</w:t>
       </w:r>
     </w:p>
     <w:tbl>
@@ -2477,7 +2744,7 @@
           <w:sz w:val="26"/>
           <w:szCs w:val="26"/>
         </w:rPr>
-        <w:t xml:space="preserve">8. 맺음말</w:t>
+        <w:t xml:space="preserve">9. 맺음말</w:t>
       </w:r>
     </w:p>
     <w:p>
@@ -2562,11 +2829,22 @@
       <w:r>
         <w:rPr>
           <w:rFonts w:ascii="맑은 고딕" w:cs="맑은 고딕" w:eastAsia="맑은 고딕" w:hAnsi="맑은 고딕"/>
+          <w:b/>
+          <w:bCs/>
           <w:color w:val="1E293B"/>
           <w:sz w:val="20"/>
           <w:szCs w:val="20"/>
         </w:rPr>
-        <w:t xml:space="preserve">담당자: ____________________     연락처: ____________________</w:t>
+        <w:t xml:space="preserve">담당자: 김신진</w:t>
+      </w:r>
+      <w:r>
+        <w:rPr>
+          <w:rFonts w:ascii="맑은 고딕" w:cs="맑은 고딕" w:eastAsia="맑은 고딕" w:hAnsi="맑은 고딕"/>
+          <w:color w:val="1E293B"/>
+          <w:sz w:val="20"/>
+          <w:szCs w:val="20"/>
+        </w:rPr>
+        <w:t xml:space="preserve">      연락처: 010-8478-7552</w:t>
       </w:r>
     </w:p>
     <w:p>
@@ -2580,7 +2858,7 @@
           <w:sz w:val="20"/>
           <w:szCs w:val="20"/>
         </w:rPr>
-        <w:t xml:space="preserve">이메일: ____________________</w:t>
+        <w:t xml:space="preserve">이메일: climaxna@naver.com</w:t>
       </w:r>
     </w:p>
     <w:sectPr>

--- a/FerryCast_완도군청_제안서.docx
+++ b/FerryCast_완도군청_제안서.docx
@@ -16,7 +16,7 @@
           <w:sz w:val="24"/>
           <w:szCs w:val="24"/>
         </w:rPr>
-        <w:t xml:space="preserve">완도 배편·날씨 통합 정보 서비스</w:t>
+        <w:t xml:space="preserve">완도 배편 · 날씨 통합 정보 서비스</w:t>
       </w:r>
     </w:p>
     <w:p>
@@ -67,6 +67,12 @@
         </w:rPr>
         <w:t xml:space="preserve">“오늘 배 뜨나요?”</w:t>
       </w:r>
+    </w:p>
+    <w:p>
+      <w:pPr>
+        <w:spacing w:after="220" w:before="0" w:line="276"/>
+        <w:jc w:val="center"/>
+      </w:pPr>
       <w:r>
         <w:rPr>
           <w:rFonts w:ascii="맑은 고딕" w:cs="맑은 고딕" w:eastAsia="맑은 고딕" w:hAnsi="맑은 고딕"/>
@@ -74,22 +80,7 @@
           <w:sz w:val="20"/>
           <w:szCs w:val="20"/>
         </w:rPr>
-        <w:t xml:space="preserve">  —  완도 군민과 관광객이</w:t>
-      </w:r>
-    </w:p>
-    <w:p>
-      <w:pPr>
-        <w:spacing w:after="240" w:before="0" w:line="276"/>
-        <w:jc w:val="center"/>
-      </w:pPr>
-      <w:r>
-        <w:rPr>
-          <w:rFonts w:ascii="맑은 고딕" w:cs="맑은 고딕" w:eastAsia="맑은 고딕" w:hAnsi="맑은 고딕"/>
-          <w:color w:val="64748B"/>
-          <w:sz w:val="20"/>
-          <w:szCs w:val="20"/>
-        </w:rPr>
-        <w:t xml:space="preserve">한 화면에서 즉시 확인하는 공익 정보 서비스</w:t>
+        <w:t xml:space="preserve">완도 군민과 관광객이 한 화면에서 즉시 확인하는 공익 정보 서비스</w:t>
       </w:r>
     </w:p>
     <w:p>
@@ -104,12 +95,12 @@
           <w:sz w:val="20"/>
           <w:szCs w:val="20"/>
         </w:rPr>
-        <w:t xml:space="preserve">제출일: 2026년 6월</w:t>
-      </w:r>
-    </w:p>
-    <w:p>
-      <w:pPr>
-        <w:spacing w:after="40" w:before="0" w:line="276"/>
+        <w:t xml:space="preserve">제출일 : 2026년 6월</w:t>
+      </w:r>
+    </w:p>
+    <w:p>
+      <w:pPr>
+        <w:spacing w:after="20" w:before="0" w:line="276"/>
         <w:jc w:val="center"/>
       </w:pPr>
       <w:r>
@@ -119,7 +110,7 @@
           <w:sz w:val="20"/>
           <w:szCs w:val="20"/>
         </w:rPr>
-        <w:t xml:space="preserve">제안자: FerryCast 운영자</w:t>
+        <w:t xml:space="preserve">제안자 : FerryCast 운영자 (김신진)</w:t>
       </w:r>
     </w:p>
     <w:p>
@@ -136,7 +127,7 @@
           <w:sz w:val="20"/>
           <w:szCs w:val="20"/>
         </w:rPr>
-        <w:t xml:space="preserve">웹주소: https://ferrycast.kr</w:t>
+        <w:t xml:space="preserve">웹주소 : https://ferrycast.kr</w:t>
       </w:r>
     </w:p>
     <w:p>
@@ -169,7 +160,7 @@
           <w:sz w:val="20"/>
           <w:szCs w:val="20"/>
         </w:rPr>
-        <w:t xml:space="preserve">FerryCast는 완도를 오가는 군민과 관광객이 여객선 운항 시간표, 실시간 운항·결항 여부, 날씨·파고 정보를 별도 앱 설치 없이 한 화면에서 즉시 확인할 수 있는 모바일 웹 서비스입니다.</w:t>
+        <w:t xml:space="preserve">FerryCast는 완도를 오가는 군민과 관광객이 여객선 운항 시간표, 실시간 운항·결항 여부, 날씨·파고·물때를 별도 앱 설치 없이 한 화면에서 즉시 확인할 수 있는 모바일 웹 서비스입니다.</w:t>
       </w:r>
     </w:p>
     <w:p>
@@ -235,7 +226,7 @@
           <w:sz w:val="20"/>
           <w:szCs w:val="20"/>
         </w:rPr>
-        <w:t xml:space="preserve">FerryCast는 군민 편의와 관광객 만족도 향상을 목표로 하는 공익적 정보 서비스이며, 군의 예산 지원 없이 민간이 자체 운영합니다.</w:t>
+        <w:t xml:space="preserve">FerryCast는 군민 편의와 관광객 만족도 향상을 목표로 하는 공익적 정보 서비스이며, 군의 예산 지원 없이 민간이 자체 개발·운영합니다.</w:t>
       </w:r>
     </w:p>
     <w:p>
@@ -268,7 +259,7 @@
           <w:sz w:val="20"/>
           <w:szCs w:val="20"/>
         </w:rPr>
-        <w:t xml:space="preserve">완도는 기상 변화에 따라 여객선 결항이 잦은 지역입니다. 그러나 현재 배편 정보는 여러 기관에 흩어져 있어, 이용자가 다음과 같은 불편을 겪습니다.</w:t>
+        <w:t xml:space="preserve">완도는 기상 변화에 따라 여객선 결항이 잦은 지역입니다. 그러나 현재 배편 정보는 여러 기관에 흩어져 있어 이용자가 다음과 같은 불편을 겪습니다.</w:t>
       </w:r>
     </w:p>
     <w:p>
@@ -306,7 +297,7 @@
           <w:sz w:val="20"/>
           <w:szCs w:val="20"/>
         </w:rPr>
-        <w:t xml:space="preserve">관광객은 어디서 정보를 찾아야 하는지 모르고, 터미널에 도착해서야 결항을 알게 되는 경우가 발생</w:t>
+        <w:t xml:space="preserve">관광객은 어디서 정보를 찾아야 할지 몰라, 터미널에 도착해서야 결항을 알게 되는 경우 발생</w:t>
       </w:r>
     </w:p>
     <w:p>
@@ -339,7 +330,7 @@
           <w:sz w:val="20"/>
           <w:szCs w:val="20"/>
         </w:rPr>
-        <w:t xml:space="preserve">이러한 불편은 관광객의 완도 방문 경험을 저해하고, 군민의 일상 이동에 불편을 초래합니다. FerryCast는 이 문제를 ‘한 화면, 클릭 없는 즉시 확인’으로 해결합니다.</w:t>
+        <w:t xml:space="preserve">FerryCast는 이 문제를 ‘한 화면, 클릭 없는 즉시 확인’으로 해결합니다.</w:t>
       </w:r>
     </w:p>
     <w:p>
@@ -358,7 +349,160 @@
           <w:sz w:val="26"/>
           <w:szCs w:val="26"/>
         </w:rPr>
-        <w:t xml:space="preserve">3. 서비스 주요 기능</w:t>
+        <w:t xml:space="preserve">3. 누구나 쉽게 — 디자인 원칙</w:t>
+      </w:r>
+    </w:p>
+    <w:p>
+      <w:pPr>
+        <w:spacing w:after="100" w:before="0" w:line="276"/>
+      </w:pPr>
+      <w:r>
+        <w:rPr>
+          <w:rFonts w:ascii="맑은 고딕" w:cs="맑은 고딕" w:eastAsia="맑은 고딕" w:hAnsi="맑은 고딕"/>
+          <w:color w:val="334155"/>
+          <w:sz w:val="20"/>
+          <w:szCs w:val="20"/>
+        </w:rPr>
+        <w:t xml:space="preserve">FerryCast는 디지털이 익숙하지 않은 어르신과 처음 온 관광객도 헤매지 않도록, 화면을 최대한 단순하고 직관적으로 설계했습니다.</w:t>
+      </w:r>
+    </w:p>
+    <w:p>
+      <w:pPr>
+        <w:spacing w:after="80" w:before="160" w:line="276"/>
+      </w:pPr>
+      <w:r>
+        <w:rPr>
+          <w:rFonts w:ascii="맑은 고딕" w:cs="맑은 고딕" w:eastAsia="맑은 고딕" w:hAnsi="맑은 고딕"/>
+          <w:b/>
+          <w:bCs/>
+          <w:color w:val="1E293B"/>
+          <w:sz w:val="22"/>
+          <w:szCs w:val="22"/>
+        </w:rPr>
+        <w:t xml:space="preserve">클릭 없이 한 화면</w:t>
+      </w:r>
+    </w:p>
+    <w:p>
+      <w:pPr>
+        <w:spacing w:after="100" w:before="0" w:line="276"/>
+      </w:pPr>
+      <w:r>
+        <w:rPr>
+          <w:rFonts w:ascii="맑은 고딕" w:cs="맑은 고딕" w:eastAsia="맑은 고딕" w:hAnsi="맑은 고딕"/>
+          <w:color w:val="334155"/>
+          <w:sz w:val="20"/>
+          <w:szCs w:val="20"/>
+        </w:rPr>
+        <w:t xml:space="preserve">앱을 열면 메뉴를 찾아 들어갈 필요 없이 날씨·물때·배 시각·운항상태가 곧바로 보입니다. 디지털이 익숙하지 않은 어르신도 헤매지 않습니다.</w:t>
+      </w:r>
+    </w:p>
+    <w:p>
+      <w:pPr>
+        <w:spacing w:after="80" w:before="160" w:line="276"/>
+      </w:pPr>
+      <w:r>
+        <w:rPr>
+          <w:rFonts w:ascii="맑은 고딕" w:cs="맑은 고딕" w:eastAsia="맑은 고딕" w:hAnsi="맑은 고딕"/>
+          <w:b/>
+          <w:bCs/>
+          <w:color w:val="1E293B"/>
+          <w:sz w:val="22"/>
+          <w:szCs w:val="22"/>
+        </w:rPr>
+        <w:t xml:space="preserve">큰 글씨 · 색으로 구분</w:t>
+      </w:r>
+    </w:p>
+    <w:p>
+      <w:pPr>
+        <w:spacing w:after="100" w:before="0" w:line="276"/>
+      </w:pPr>
+      <w:r>
+        <w:rPr>
+          <w:rFonts w:ascii="맑은 고딕" w:cs="맑은 고딕" w:eastAsia="맑은 고딕" w:hAnsi="맑은 고딕"/>
+          <w:color w:val="334155"/>
+          <w:sz w:val="20"/>
+          <w:szCs w:val="20"/>
+        </w:rPr>
+        <w:t xml:space="preserve">다음 배 시각은 큰 숫자로, 운항은 파란색·결항은 빨간색으로 표시합니다. 글을 자세히 읽지 않아도, 외국인 관광객도 색만으로 상황을 알 수 있습니다.</w:t>
+      </w:r>
+    </w:p>
+    <w:p>
+      <w:pPr>
+        <w:spacing w:after="80" w:before="160" w:line="276"/>
+      </w:pPr>
+      <w:r>
+        <w:rPr>
+          <w:rFonts w:ascii="맑은 고딕" w:cs="맑은 고딕" w:eastAsia="맑은 고딕" w:hAnsi="맑은 고딕"/>
+          <w:b/>
+          <w:bCs/>
+          <w:color w:val="1E293B"/>
+          <w:sz w:val="22"/>
+          <w:szCs w:val="22"/>
+        </w:rPr>
+        <w:t xml:space="preserve">설치 과정 없음</w:t>
+      </w:r>
+    </w:p>
+    <w:p>
+      <w:pPr>
+        <w:spacing w:after="100" w:before="0" w:line="276"/>
+      </w:pPr>
+      <w:r>
+        <w:rPr>
+          <w:rFonts w:ascii="맑은 고딕" w:cs="맑은 고딕" w:eastAsia="맑은 고딕" w:hAnsi="맑은 고딕"/>
+          <w:color w:val="334155"/>
+          <w:sz w:val="20"/>
+          <w:szCs w:val="20"/>
+        </w:rPr>
+        <w:t xml:space="preserve">복잡한 앱 설치 없이 QR을 카메라로 비추거나 주소만 입력하면 바로 열립니다. 안내물에 '휴대폰 카메라로 비추면 열려요'라고 크게 적었습니다.</w:t>
+      </w:r>
+    </w:p>
+    <w:p>
+      <w:pPr>
+        <w:spacing w:after="80" w:before="160" w:line="276"/>
+      </w:pPr>
+      <w:r>
+        <w:rPr>
+          <w:rFonts w:ascii="맑은 고딕" w:cs="맑은 고딕" w:eastAsia="맑은 고딕" w:hAnsi="맑은 고딕"/>
+          <w:b/>
+          <w:bCs/>
+          <w:color w:val="1E293B"/>
+          <w:sz w:val="22"/>
+          <w:szCs w:val="22"/>
+        </w:rPr>
+        <w:t xml:space="preserve">빈 화면이 없는 설계</w:t>
+      </w:r>
+    </w:p>
+    <w:p>
+      <w:pPr>
+        <w:spacing w:after="100" w:before="0" w:line="276"/>
+      </w:pPr>
+      <w:r>
+        <w:rPr>
+          <w:rFonts w:ascii="맑은 고딕" w:cs="맑은 고딕" w:eastAsia="맑은 고딕" w:hAnsi="맑은 고딕"/>
+          <w:color w:val="334155"/>
+          <w:sz w:val="20"/>
+          <w:szCs w:val="20"/>
+        </w:rPr>
+        <w:t xml:space="preserve">일시적으로 데이터가 지연돼도 흰 화면 대신 참고 시간표를 보여줍니다. 언제 열어도 무언가는 반드시 보입니다.</w:t>
+      </w:r>
+    </w:p>
+    <w:p>
+      <w:pPr>
+        <w:pBdr>
+          <w:bottom w:val="single" w:color="1D4ED8" w:sz="8" w:space="4"/>
+        </w:pBdr>
+        <w:spacing w:after="140" w:before="280"/>
+      </w:pPr>
+      <w:r>
+        <w:rPr>
+          <w:rFonts w:ascii="맑은 고딕" w:cs="맑은 고딕" w:eastAsia="맑은 고딕" w:hAnsi="맑은 고딕"/>
+          <w:b/>
+          <w:bCs/>
+          <w:color w:val="1D4ED8"/>
+          <w:sz w:val="26"/>
+          <w:szCs w:val="26"/>
+        </w:rPr>
+        <w:t xml:space="preserve">4. 서비스 주요 기능</w:t>
       </w:r>
     </w:p>
     <w:tbl>
@@ -383,7 +527,7 @@
         </w:trPr>
         <w:tc>
           <w:tcPr>
-            <w:tcW w:type="pct" w:w="28%"/>
+            <w:tcW w:type="pct" w:w="26%"/>
             <w:tcBorders>
               <w:top w:val="single" w:color="E2E8F0" w:sz="4"/>
               <w:left w:val="single" w:color="E2E8F0" w:sz="4"/>
@@ -417,7 +561,7 @@
         </w:tc>
         <w:tc>
           <w:tcPr>
-            <w:tcW w:type="pct" w:w="72%"/>
+            <w:tcW w:type="pct" w:w="74%"/>
             <w:tcBorders>
               <w:top w:val="single" w:color="E2E8F0" w:sz="4"/>
               <w:left w:val="single" w:color="E2E8F0" w:sz="4"/>
@@ -453,7 +597,7 @@
       <w:tr>
         <w:tc>
           <w:tcPr>
-            <w:tcW w:type="pct" w:w="28%"/>
+            <w:tcW w:type="pct" w:w="26%"/>
             <w:tcBorders>
               <w:top w:val="single" w:color="E2E8F0" w:sz="4"/>
               <w:left w:val="single" w:color="E2E8F0" w:sz="4"/>
@@ -478,13 +622,13 @@
                 <w:sz w:val="19"/>
                 <w:szCs w:val="19"/>
               </w:rPr>
-              <w:t xml:space="preserve">운항 시간표</w:t>
-            </w:r>
-          </w:p>
-        </w:tc>
-        <w:tc>
-          <w:tcPr>
-            <w:tcW w:type="pct" w:w="72%"/>
+              <w:t xml:space="preserve">실시간 운항 시간표</w:t>
+            </w:r>
+          </w:p>
+        </w:tc>
+        <w:tc>
+          <w:tcPr>
+            <w:tcW w:type="pct" w:w="74%"/>
             <w:tcBorders>
               <w:top w:val="single" w:color="E2E8F0" w:sz="4"/>
               <w:left w:val="single" w:color="E2E8F0" w:sz="4"/>
@@ -509,7 +653,7 @@
                 <w:sz w:val="19"/>
                 <w:szCs w:val="19"/>
               </w:rPr>
-              <w:t xml:space="preserve">완도 출발·도착 전 항로의 운항 시간을 한눈에 제공 (완도–제주 포함)</w:t>
+              <w:t xml:space="preserve">완도 출발·도착 전 항로의 배 시각을 실시간으로 제공 (완도–제주·청산도·소안도·보길도·노화)</w:t>
             </w:r>
           </w:p>
         </w:tc>
@@ -517,7 +661,7 @@
       <w:tr>
         <w:tc>
           <w:tcPr>
-            <w:tcW w:type="pct" w:w="28%"/>
+            <w:tcW w:type="pct" w:w="26%"/>
             <w:tcBorders>
               <w:top w:val="single" w:color="E2E8F0" w:sz="4"/>
               <w:left w:val="single" w:color="E2E8F0" w:sz="4"/>
@@ -543,13 +687,13 @@
                 <w:sz w:val="19"/>
                 <w:szCs w:val="19"/>
               </w:rPr>
-              <w:t xml:space="preserve">실시간 운항 상태</w:t>
-            </w:r>
-          </w:p>
-        </w:tc>
-        <w:tc>
-          <w:tcPr>
-            <w:tcW w:type="pct" w:w="72%"/>
+              <w:t xml:space="preserve">운항 / 결항 표시</w:t>
+            </w:r>
+          </w:p>
+        </w:tc>
+        <w:tc>
+          <w:tcPr>
+            <w:tcW w:type="pct" w:w="74%"/>
             <w:tcBorders>
               <w:top w:val="single" w:color="E2E8F0" w:sz="4"/>
               <w:left w:val="single" w:color="E2E8F0" w:sz="4"/>
@@ -575,7 +719,7 @@
                 <w:sz w:val="19"/>
                 <w:szCs w:val="19"/>
               </w:rPr>
-              <w:t xml:space="preserve">운항 / 결항 / 운항예정을 색상(🟢🔴⚪)으로 직관적으로 표시</w:t>
+              <w:t xml:space="preserve">운항(파랑)·결항(빨강)을 색으로 직관 표시. 일부 편만 결항돼도 운항하는 배는 그대로 안내</w:t>
             </w:r>
           </w:p>
         </w:tc>
@@ -583,7 +727,7 @@
       <w:tr>
         <w:tc>
           <w:tcPr>
-            <w:tcW w:type="pct" w:w="28%"/>
+            <w:tcW w:type="pct" w:w="26%"/>
             <w:tcBorders>
               <w:top w:val="single" w:color="E2E8F0" w:sz="4"/>
               <w:left w:val="single" w:color="E2E8F0" w:sz="4"/>
@@ -608,13 +752,13 @@
                 <w:sz w:val="19"/>
                 <w:szCs w:val="19"/>
               </w:rPr>
-              <w:t xml:space="preserve">날씨·파고 정보</w:t>
-            </w:r>
-          </w:p>
-        </w:tc>
-        <w:tc>
-          <w:tcPr>
-            <w:tcW w:type="pct" w:w="72%"/>
+              <w:t xml:space="preserve">날씨 · 파고</w:t>
+            </w:r>
+          </w:p>
+        </w:tc>
+        <w:tc>
+          <w:tcPr>
+            <w:tcW w:type="pct" w:w="74%"/>
             <w:tcBorders>
               <w:top w:val="single" w:color="E2E8F0" w:sz="4"/>
               <w:left w:val="single" w:color="E2E8F0" w:sz="4"/>
@@ -639,7 +783,7 @@
                 <w:sz w:val="19"/>
                 <w:szCs w:val="19"/>
               </w:rPr>
-              <w:t xml:space="preserve">완도 현재 날씨, 풍속, 파고를 함께 제공하여 운항 가능성 예측 지원</w:t>
+              <w:t xml:space="preserve">완도 현재 날씨·바람·습도·파고 + 3일 단기예보를 함께 제공해 뱃길 가늠 지원</w:t>
             </w:r>
           </w:p>
         </w:tc>
@@ -647,7 +791,7 @@
       <w:tr>
         <w:tc>
           <w:tcPr>
-            <w:tcW w:type="pct" w:w="28%"/>
+            <w:tcW w:type="pct" w:w="26%"/>
             <w:tcBorders>
               <w:top w:val="single" w:color="E2E8F0" w:sz="4"/>
               <w:left w:val="single" w:color="E2E8F0" w:sz="4"/>
@@ -673,13 +817,13 @@
                 <w:sz w:val="19"/>
                 <w:szCs w:val="19"/>
               </w:rPr>
-              <w:t xml:space="preserve">조석 예보</w:t>
-            </w:r>
-          </w:p>
-        </w:tc>
-        <w:tc>
-          <w:tcPr>
-            <w:tcW w:type="pct" w:w="72%"/>
+              <w:t xml:space="preserve">조석(물때) 예보</w:t>
+            </w:r>
+          </w:p>
+        </w:tc>
+        <w:tc>
+          <w:tcPr>
+            <w:tcW w:type="pct" w:w="74%"/>
             <w:tcBorders>
               <w:top w:val="single" w:color="E2E8F0" w:sz="4"/>
               <w:left w:val="single" w:color="E2E8F0" w:sz="4"/>
@@ -705,7 +849,7 @@
                 <w:sz w:val="19"/>
                 <w:szCs w:val="19"/>
               </w:rPr>
-              <w:t xml:space="preserve">국립해양조사원(KHOA) 만조·간조 시각과 조위를 5일치 제공</w:t>
+              <w:t xml:space="preserve">국립해양조사원 만조·간조 시각과 물높이를 5일치 제공</w:t>
             </w:r>
           </w:p>
         </w:tc>
@@ -713,7 +857,7 @@
       <w:tr>
         <w:tc>
           <w:tcPr>
-            <w:tcW w:type="pct" w:w="28%"/>
+            <w:tcW w:type="pct" w:w="26%"/>
             <w:tcBorders>
               <w:top w:val="single" w:color="E2E8F0" w:sz="4"/>
               <w:left w:val="single" w:color="E2E8F0" w:sz="4"/>
@@ -738,13 +882,13 @@
                 <w:sz w:val="19"/>
                 <w:szCs w:val="19"/>
               </w:rPr>
-              <w:t xml:space="preserve">즉시 확인</w:t>
-            </w:r>
-          </w:p>
-        </w:tc>
-        <w:tc>
-          <w:tcPr>
-            <w:tcW w:type="pct" w:w="72%"/>
+              <w:t xml:space="preserve">출항 알림</w:t>
+            </w:r>
+          </w:p>
+        </w:tc>
+        <w:tc>
+          <w:tcPr>
+            <w:tcW w:type="pct" w:w="74%"/>
             <w:tcBorders>
               <w:top w:val="single" w:color="E2E8F0" w:sz="4"/>
               <w:left w:val="single" w:color="E2E8F0" w:sz="4"/>
@@ -769,7 +913,73 @@
                 <w:sz w:val="19"/>
                 <w:szCs w:val="19"/>
               </w:rPr>
-              <w:t xml:space="preserve">앱 설치 불필요. QR 스캔 또는 검색으로 접속 즉시 모든 정보 표시</w:t>
+              <w:t xml:space="preserve">원하는 출발 시각 30·10·5분 전 알림 (홈화면 추가 시) — 배를 놓치지 않도록</w:t>
+            </w:r>
+          </w:p>
+        </w:tc>
+      </w:tr>
+      <w:tr>
+        <w:tc>
+          <w:tcPr>
+            <w:tcW w:type="pct" w:w="26%"/>
+            <w:tcBorders>
+              <w:top w:val="single" w:color="E2E8F0" w:sz="4"/>
+              <w:left w:val="single" w:color="E2E8F0" w:sz="4"/>
+              <w:bottom w:val="single" w:color="E2E8F0" w:sz="4"/>
+              <w:right w:val="single" w:color="E2E8F0" w:sz="4"/>
+            </w:tcBorders>
+            <w:shd w:fill="F8FAFC" w:val="clear"/>
+            <w:tcMar>
+              <w:top w:type="dxa" w:w="60"/>
+              <w:left w:type="dxa" w:w="100"/>
+              <w:bottom w:type="dxa" w:w="60"/>
+              <w:right w:type="dxa" w:w="100"/>
+            </w:tcMar>
+          </w:tcPr>
+          <w:p>
+            <w:pPr>
+              <w:spacing w:after="0" w:before="0" w:line="276"/>
+            </w:pPr>
+            <w:r>
+              <w:rPr>
+                <w:rFonts w:ascii="맑은 고딕" w:cs="맑은 고딕" w:eastAsia="맑은 고딕" w:hAnsi="맑은 고딕"/>
+                <w:color w:val="334155"/>
+                <w:sz w:val="19"/>
+                <w:szCs w:val="19"/>
+              </w:rPr>
+              <w:t xml:space="preserve">앱 설치 없이 즉시</w:t>
+            </w:r>
+          </w:p>
+        </w:tc>
+        <w:tc>
+          <w:tcPr>
+            <w:tcW w:type="pct" w:w="74%"/>
+            <w:tcBorders>
+              <w:top w:val="single" w:color="E2E8F0" w:sz="4"/>
+              <w:left w:val="single" w:color="E2E8F0" w:sz="4"/>
+              <w:bottom w:val="single" w:color="E2E8F0" w:sz="4"/>
+              <w:right w:val="single" w:color="E2E8F0" w:sz="4"/>
+            </w:tcBorders>
+            <w:shd w:fill="F8FAFC" w:val="clear"/>
+            <w:tcMar>
+              <w:top w:type="dxa" w:w="60"/>
+              <w:left w:type="dxa" w:w="100"/>
+              <w:bottom w:type="dxa" w:w="60"/>
+              <w:right w:type="dxa" w:w="100"/>
+            </w:tcMar>
+          </w:tcPr>
+          <w:p>
+            <w:pPr>
+              <w:spacing w:after="0" w:before="0" w:line="276"/>
+            </w:pPr>
+            <w:r>
+              <w:rPr>
+                <w:rFonts w:ascii="맑은 고딕" w:cs="맑은 고딕" w:eastAsia="맑은 고딕" w:hAnsi="맑은 고딕"/>
+                <w:color w:val="334155"/>
+                <w:sz w:val="19"/>
+                <w:szCs w:val="19"/>
+              </w:rPr>
+              <w:t xml:space="preserve">QR 스캔 또는 검색으로 접속 즉시 모든 정보 표시. 홈화면 추가 시 앱처럼 사용</w:t>
             </w:r>
           </w:p>
         </w:tc>
@@ -786,7 +996,7 @@
           <w:sz w:val="20"/>
           <w:szCs w:val="20"/>
         </w:rPr>
-        <w:t xml:space="preserve">※ 데이터 출처: 국토교통부 TAGO, 한국해양교통안전공단(KOMSA), 기상청, 국립해양조사원(KHOA) 등 공공 API를 활용합니다.</w:t>
+        <w:t xml:space="preserve">※ 데이터 출처 : 한국해양교통안전공단(MTIS 운항 스케줄), 기상청, 국립해양조사원(KHOA) 등 공공 API 활용</w:t>
       </w:r>
     </w:p>
     <w:p>
@@ -805,7 +1015,7 @@
           <w:sz w:val="26"/>
           <w:szCs w:val="26"/>
         </w:rPr>
-        <w:t xml:space="preserve">4. 실제 앱 화면 미리보기</w:t>
+        <w:t xml:space="preserve">5. 실제 앱 화면</w:t>
       </w:r>
     </w:p>
     <w:p>
@@ -819,7 +1029,7 @@
           <w:sz w:val="20"/>
           <w:szCs w:val="20"/>
         </w:rPr>
-        <w:t xml:space="preserve">아래는 실제 서비스 화면입니다. 모든 정보는 스마트폰에서 스크롤 한 번으로 확인할 수 있도록 설계되었습니다.</w:t>
+        <w:t xml:space="preserve">아래는 실제 서비스 화면입니다. 모든 정보는 스마트폰에서 손가락 한 번으로 확인할 수 있도록 설계했습니다.</w:t>
       </w:r>
     </w:p>
     <w:tbl>
@@ -863,7 +1073,7 @@
             <w:r>
               <w:drawing>
                 <wp:inline distT="0" distB="0" distL="0" distR="0">
-                  <wp:extent cx="1428750" cy="4276725"/>
+                  <wp:extent cx="1428750" cy="4762500"/>
                   <wp:effectExtent t="0" r="0" b="0" l="0"/>
                   <wp:docPr id="1" name="" descr="" title=""/>
                   <wp:cNvGraphicFramePr>
@@ -888,7 +1098,7 @@
                         <pic:spPr bwMode="auto">
                           <a:xfrm>
                             <a:off x="0" y="0"/>
-                            <a:ext cx="1428750" cy="4276725"/>
+                            <a:ext cx="1428750" cy="4762500"/>
                           </a:xfrm>
                           <a:prstGeom prst="rect">
                             <a:avLst/>
@@ -932,7 +1142,7 @@
                 <w:sz w:val="22"/>
                 <w:szCs w:val="22"/>
               </w:rPr>
-              <w:t xml:space="preserve">① 메인 화면 — 한 화면 통합</w:t>
+              <w:t xml:space="preserve">① 메인 화면 — 한 화면에 모든 정보</w:t>
             </w:r>
           </w:p>
           <w:p>
@@ -946,7 +1156,7 @@
                 <w:sz w:val="19"/>
                 <w:szCs w:val="19"/>
               </w:rPr>
-              <w:t xml:space="preserve">앱을 열면 클릭 없이 즉시 완도 현재 날씨·파고, 다음 조석 시각, 완도 출발 전 항로의 운항 시간표와 운항/결항 상태가 한 화면에 표시됩니다. 별도 앱 설치가 필요 없습니다.</w:t>
+              <w:t xml:space="preserve">앱을 열면 클릭 한 번 없이 곧바로 ① 완도 현재 날씨·파고, ② 다음 만조·간조, ③ 완도 출발 모든 항로의 다음 배 시각과 운항·결항 상태가 한 화면에 나옵니다. 메뉴를 찾아 들어갈 필요가 없습니다.</w:t>
             </w:r>
           </w:p>
         </w:tc>
@@ -1045,7 +1255,7 @@
                 <w:sz w:val="22"/>
                 <w:szCs w:val="22"/>
               </w:rPr>
-              <w:t xml:space="preserve">② 항로 상세 — 시간표·운임·터미널</w:t>
+              <w:t xml:space="preserve">② 항로 상세 — 시간표·운임·터미널·알림</w:t>
             </w:r>
           </w:p>
           <w:p>
@@ -1059,7 +1269,7 @@
                 <w:sz w:val="19"/>
                 <w:szCs w:val="19"/>
               </w:rPr>
-              <w:t xml:space="preserve">항로를 누르면 오늘 출발 시간표(지난 편·다음 편 구분), 공식 운임 요금표 링크, 출발 터미널 위치(지도 보기), 승선 예약 링크를 제공합니다. 계절별 시간표가 자동 반영됩니다.</w:t>
+              <w:t xml:space="preserve">항로를 누르면 오늘 출발 시간표(지난 편은 흐리게, 다음 편은 큰 파란 버튼으로 강조), 공식 운임표, 출발 터미널 지도, 내일 운항 편수, 승선 예약까지 한 화면에 모읍니다.</w:t>
             </w:r>
           </w:p>
         </w:tc>
@@ -1089,7 +1299,7 @@
             <w:r>
               <w:drawing>
                 <wp:inline distT="0" distB="0" distL="0" distR="0">
-                  <wp:extent cx="1428750" cy="5153025"/>
+                  <wp:extent cx="1428750" cy="4762500"/>
                   <wp:effectExtent t="0" r="0" b="0" l="0"/>
                   <wp:docPr id="1" name="" descr="" title=""/>
                   <wp:cNvGraphicFramePr>
@@ -1114,7 +1324,7 @@
                         <pic:spPr bwMode="auto">
                           <a:xfrm>
                             <a:off x="0" y="0"/>
-                            <a:ext cx="1428750" cy="5153025"/>
+                            <a:ext cx="1428750" cy="4762500"/>
                           </a:xfrm>
                           <a:prstGeom prst="rect">
                             <a:avLst/>
@@ -1158,7 +1368,7 @@
                 <w:sz w:val="22"/>
                 <w:szCs w:val="22"/>
               </w:rPr>
-              <w:t xml:space="preserve">③ 완도 도착 시간표</w:t>
+              <w:t xml:space="preserve">③ 완도 도착 — 섬에서 돌아오는 배편</w:t>
             </w:r>
           </w:p>
           <w:p>
@@ -1172,7 +1382,7 @@
                 <w:sz w:val="19"/>
                 <w:szCs w:val="19"/>
               </w:rPr>
-              <w:t xml:space="preserve">'완도 도착' 탭에서 섬에서 완도로 돌아오는 배편의 출발 시각과 운항 상태를 확인할 수 있습니다. 귀가·복귀 일정을 미리 계획할 수 있습니다.</w:t>
+              <w:t xml:space="preserve">'완도 도착' 탭에서 섬에서 완도로 돌아오는 배편 시각과 운항 상태, 섬에서 타는 터미널 위치를 확인합니다. 돌아오는 일정도 미리 계획할 수 있습니다.</w:t>
             </w:r>
           </w:p>
         </w:tc>
@@ -1271,7 +1481,7 @@
                 <w:sz w:val="22"/>
                 <w:szCs w:val="22"/>
               </w:rPr>
-              <w:t xml:space="preserve">④ 단기 날씨 예보 (최대 3일)</w:t>
+              <w:t xml:space="preserve">④ 단기 날씨 예보</w:t>
             </w:r>
           </w:p>
           <w:p>
@@ -1285,7 +1495,7 @@
                 <w:sz w:val="19"/>
                 <w:szCs w:val="19"/>
               </w:rPr>
-              <w:t xml:space="preserve">날씨 카드를 누르면 기상청 단기예보 기반으로 오늘·내일·모레의 날씨, 최저/최고 기온, 강수확률을 제공합니다. 이동·여행 계획 수립에 활용할 수 있습니다.</w:t>
+              <w:t xml:space="preserve">날씨를 누르면 기상청 단기예보 기반으로 오늘부터 3일간 날씨·최저/최고 기온·강수확률을 큰 글씨와 아이콘으로 보여줍니다.</w:t>
             </w:r>
           </w:p>
         </w:tc>
@@ -1384,7 +1594,7 @@
                 <w:sz w:val="22"/>
                 <w:szCs w:val="22"/>
               </w:rPr>
-              <w:t xml:space="preserve">⑤ 5일 조석 예보</w:t>
+              <w:t xml:space="preserve">⑤ 5일 조석(물때) 예보</w:t>
             </w:r>
           </w:p>
           <w:p>
@@ -1398,7 +1608,7 @@
                 <w:sz w:val="19"/>
                 <w:szCs w:val="19"/>
               </w:rPr>
-              <w:t xml:space="preserve">국립해양조사원(KHOA) 완도 관측소 데이터로 만조·간조 시각과 조위(cm)를 5일치 제공합니다. 조류에 민감한 완도 항로의 운항 가능성 판단에 도움이 됩니다.</w:t>
+              <w:t xml:space="preserve">국립해양조사원(KHOA) 완도 관측소 기준 만조·간조 시각과 물높이를 5일치 제공합니다. 물때에 민감한 완도 뱃길 판단에 도움이 됩니다.</w:t>
             </w:r>
           </w:p>
         </w:tc>
@@ -1497,7 +1707,7 @@
                 <w:sz w:val="22"/>
                 <w:szCs w:val="22"/>
               </w:rPr>
-              <w:t xml:space="preserve">⑥ QR 즉시 접속</w:t>
+              <w:t xml:space="preserve">⑥ 출항 알림</w:t>
             </w:r>
           </w:p>
           <w:p>
@@ -1511,7 +1721,120 @@
                 <w:sz w:val="19"/>
                 <w:szCs w:val="19"/>
               </w:rPr>
-              <w:t xml:space="preserve">터미널·정류장 등에 부착할 수 있는 QR 코드입니다. 스캔 한 번으로 앱 설치 없이 ferrycast.kr에 즉시 접속합니다. 인쇄 기능을 내장해 안내물 제작이 간편합니다.</w:t>
+              <w:t xml:space="preserve">원하는 출발 시각을 누르면 30·10·5분 전에 알림을 받을 수 있습니다(홈화면 추가 시). 깜빡 잊고 배를 놓치는 일을 줄여 줍니다.</w:t>
+            </w:r>
+          </w:p>
+        </w:tc>
+      </w:tr>
+      <w:tr>
+        <w:tc>
+          <w:tcPr>
+            <w:tcW w:type="pct" w:w="32%"/>
+            <w:tcBorders>
+              <w:top w:val="none"/>
+              <w:left w:val="none"/>
+              <w:bottom w:val="none"/>
+              <w:right w:val="none"/>
+            </w:tcBorders>
+            <w:tcMar>
+              <w:top w:type="dxa" w:w="80"/>
+              <w:left w:type="dxa" w:w="40"/>
+              <w:bottom w:type="dxa" w:w="80"/>
+              <w:right w:type="dxa" w:w="120"/>
+            </w:tcMar>
+            <w:vAlign w:val="center"/>
+          </w:tcPr>
+          <w:p>
+            <w:pPr>
+              <w:jc w:val="center"/>
+            </w:pPr>
+            <w:r>
+              <w:drawing>
+                <wp:inline distT="0" distB="0" distL="0" distR="0">
+                  <wp:extent cx="1428750" cy="3095625"/>
+                  <wp:effectExtent t="0" r="0" b="0" l="0"/>
+                  <wp:docPr id="1" name="" descr="" title=""/>
+                  <wp:cNvGraphicFramePr>
+                    <a:graphicFrameLocks xmlns:a="http://schemas.openxmlformats.org/drawingml/2006/main" noChangeAspect="1"/>
+                  </wp:cNvGraphicFramePr>
+                  <a:graphic xmlns:a="http://schemas.openxmlformats.org/drawingml/2006/main">
+                    <a:graphicData uri="http://schemas.openxmlformats.org/drawingml/2006/picture">
+                      <pic:pic xmlns:pic="http://schemas.openxmlformats.org/drawingml/2006/picture">
+                        <pic:nvPicPr>
+                          <pic:cNvPr id="0" name="" descr=""/>
+                          <pic:cNvPicPr>
+                            <a:picLocks noChangeAspect="1" noChangeArrowheads="1"/>
+                          </pic:cNvPicPr>
+                        </pic:nvPicPr>
+                        <pic:blipFill>
+                          <a:blip r:embed="rId13" cstate="none"/>
+                          <a:srcRect/>
+                          <a:stretch>
+                            <a:fillRect/>
+                          </a:stretch>
+                        </pic:blipFill>
+                        <pic:spPr bwMode="auto">
+                          <a:xfrm>
+                            <a:off x="0" y="0"/>
+                            <a:ext cx="1428750" cy="3095625"/>
+                          </a:xfrm>
+                          <a:prstGeom prst="rect">
+                            <a:avLst/>
+                          </a:prstGeom>
+                        </pic:spPr>
+                      </pic:pic>
+                    </a:graphicData>
+                  </a:graphic>
+                </wp:inline>
+              </w:drawing>
+            </w:r>
+          </w:p>
+        </w:tc>
+        <w:tc>
+          <w:tcPr>
+            <w:tcW w:type="pct" w:w="68%"/>
+            <w:tcBorders>
+              <w:top w:val="none"/>
+              <w:left w:val="none"/>
+              <w:bottom w:val="none"/>
+              <w:right w:val="none"/>
+            </w:tcBorders>
+            <w:tcMar>
+              <w:top w:type="dxa" w:w="80"/>
+              <w:left w:type="dxa" w:w="80"/>
+              <w:bottom w:type="dxa" w:w="80"/>
+              <w:right w:type="dxa" w:w="40"/>
+            </w:tcMar>
+            <w:vAlign w:val="center"/>
+          </w:tcPr>
+          <w:p>
+            <w:pPr>
+              <w:spacing w:after="80" w:before="0" w:line="276"/>
+            </w:pPr>
+            <w:r>
+              <w:rPr>
+                <w:rFonts w:ascii="맑은 고딕" w:cs="맑은 고딕" w:eastAsia="맑은 고딕" w:hAnsi="맑은 고딕"/>
+                <w:b/>
+                <w:bCs/>
+                <w:color w:val="1D4ED8"/>
+                <w:sz w:val="22"/>
+                <w:szCs w:val="22"/>
+              </w:rPr>
+              <w:t xml:space="preserve">⑦ QR 안내물 (인쇄·부착용)</w:t>
+            </w:r>
+          </w:p>
+          <w:p>
+            <w:pPr>
+              <w:spacing w:after="0" w:before="0" w:line="276"/>
+            </w:pPr>
+            <w:r>
+              <w:rPr>
+                <w:rFonts w:ascii="맑은 고딕" w:cs="맑은 고딕" w:eastAsia="맑은 고딕" w:hAnsi="맑은 고딕"/>
+                <w:color w:val="334155"/>
+                <w:sz w:val="19"/>
+                <w:szCs w:val="19"/>
+              </w:rPr>
+              <w:t xml:space="preserve">터미널·정류장에 붙일 수 있는 인쇄용 QR입니다. '완도 배 시간표 / 결항·날씨 한눈에' 큰 글씨와 '휴대폰 카메라로 비추면 열려요' 안내로, 누구나 앱 설치 없이 즉시 접속합니다.</w:t>
             </w:r>
           </w:p>
         </w:tc>
@@ -1533,7 +1856,340 @@
           <w:sz w:val="26"/>
           <w:szCs w:val="26"/>
         </w:rPr>
-        <w:t xml:space="preserve">5. 향후 추가 예정 기능</w:t>
+        <w:t xml:space="preserve">6. 안정적인 운영 — 많은 사람이 써도 끊기지 않게</w:t>
+      </w:r>
+    </w:p>
+    <w:p>
+      <w:pPr>
+        <w:pStyle w:val="ListParagraph"/>
+        <w:numPr>
+          <w:ilvl w:val="0"/>
+          <w:numId w:val="1"/>
+        </w:numPr>
+        <w:spacing w:after="60" w:line="276"/>
+      </w:pPr>
+      <w:r>
+        <w:rPr>
+          <w:rFonts w:ascii="맑은 고딕" w:cs="맑은 고딕" w:eastAsia="맑은 고딕" w:hAnsi="맑은 고딕"/>
+          <w:color w:val="334155"/>
+          <w:sz w:val="20"/>
+          <w:szCs w:val="20"/>
+        </w:rPr>
+        <w:t xml:space="preserve">믿을 수 있는 공공 데이터 : 해양교통안전공단·기상청·국립해양조사원의 공식 API를 사용합니다.</w:t>
+      </w:r>
+    </w:p>
+    <w:p>
+      <w:pPr>
+        <w:pStyle w:val="ListParagraph"/>
+        <w:numPr>
+          <w:ilvl w:val="0"/>
+          <w:numId w:val="1"/>
+        </w:numPr>
+        <w:spacing w:after="60" w:line="276"/>
+      </w:pPr>
+      <w:r>
+        <w:rPr>
+          <w:rFonts w:ascii="맑은 고딕" w:cs="맑은 고딕" w:eastAsia="맑은 고딕" w:hAnsi="맑은 고딕"/>
+          <w:color w:val="334155"/>
+          <w:sz w:val="20"/>
+          <w:szCs w:val="20"/>
+        </w:rPr>
+        <w:t xml:space="preserve">실시간 + 결항 통합 : 운항 시간표와 결항 정보를 하나의 공식 데이터로 동시에 받아 정보가 어긋나지 않습니다. 청산농협 차도선 등 지역 운항 배편까지 실시간 표시됩니다.</w:t>
+      </w:r>
+    </w:p>
+    <w:p>
+      <w:pPr>
+        <w:pStyle w:val="ListParagraph"/>
+        <w:numPr>
+          <w:ilvl w:val="0"/>
+          <w:numId w:val="1"/>
+        </w:numPr>
+        <w:spacing w:after="60" w:line="276"/>
+      </w:pPr>
+      <w:r>
+        <w:rPr>
+          <w:rFonts w:ascii="맑은 고딕" w:cs="맑은 고딕" w:eastAsia="맑은 고딕" w:hAnsi="맑은 고딕"/>
+          <w:color w:val="334155"/>
+          <w:sz w:val="20"/>
+          <w:szCs w:val="20"/>
+        </w:rPr>
+        <w:t xml:space="preserve">사용자가 늘어도 안정 : 데이터 호출을 최소화하는 캐시 구조로 설계해, 이용자가 많아져도 무리가 가지 않습니다.</w:t>
+      </w:r>
+    </w:p>
+    <w:p>
+      <w:pPr>
+        <w:pStyle w:val="ListParagraph"/>
+        <w:numPr>
+          <w:ilvl w:val="0"/>
+          <w:numId w:val="1"/>
+        </w:numPr>
+        <w:spacing w:after="60" w:line="276"/>
+      </w:pPr>
+      <w:r>
+        <w:rPr>
+          <w:rFonts w:ascii="맑은 고딕" w:cs="맑은 고딕" w:eastAsia="맑은 고딕" w:hAnsi="맑은 고딕"/>
+          <w:color w:val="334155"/>
+          <w:sz w:val="20"/>
+          <w:szCs w:val="20"/>
+        </w:rPr>
+        <w:t xml:space="preserve">빈 화면 없는 안전망 : 일시적 장애 시에도 참고 시간표를 표시하여 정보 공백을 만들지 않습니다.</w:t>
+      </w:r>
+    </w:p>
+    <w:p>
+      <w:pPr>
+        <w:pBdr>
+          <w:bottom w:val="single" w:color="1D4ED8" w:sz="8" w:space="4"/>
+        </w:pBdr>
+        <w:spacing w:after="140" w:before="280"/>
+      </w:pPr>
+      <w:r>
+        <w:rPr>
+          <w:rFonts w:ascii="맑은 고딕" w:cs="맑은 고딕" w:eastAsia="맑은 고딕" w:hAnsi="맑은 고딕"/>
+          <w:b/>
+          <w:bCs/>
+          <w:color w:val="1D4ED8"/>
+          <w:sz w:val="26"/>
+          <w:szCs w:val="26"/>
+        </w:rPr>
+        <w:t xml:space="preserve">7. 향후 추가 예정</w:t>
+      </w:r>
+    </w:p>
+    <w:p>
+      <w:pPr>
+        <w:pStyle w:val="ListParagraph"/>
+        <w:numPr>
+          <w:ilvl w:val="0"/>
+          <w:numId w:val="1"/>
+        </w:numPr>
+        <w:spacing w:after="60" w:line="276"/>
+      </w:pPr>
+      <w:r>
+        <w:rPr>
+          <w:rFonts w:ascii="맑은 고딕" w:cs="맑은 고딕" w:eastAsia="맑은 고딕" w:hAnsi="맑은 고딕"/>
+          <w:color w:val="334155"/>
+          <w:sz w:val="20"/>
+          <w:szCs w:val="20"/>
+        </w:rPr>
+        <w:t xml:space="preserve">출항 알림 확대 : 관심 항로의 출발 시각 알림을 더 많은 환경에서 안정적으로 제공</w:t>
+      </w:r>
+    </w:p>
+    <w:p>
+      <w:pPr>
+        <w:pStyle w:val="ListParagraph"/>
+        <w:numPr>
+          <w:ilvl w:val="0"/>
+          <w:numId w:val="1"/>
+        </w:numPr>
+        <w:spacing w:after="60" w:line="276"/>
+      </w:pPr>
+      <w:r>
+        <w:rPr>
+          <w:rFonts w:ascii="맑은 고딕" w:cs="맑은 고딕" w:eastAsia="맑은 고딕" w:hAnsi="맑은 고딕"/>
+          <w:color w:val="334155"/>
+          <w:sz w:val="20"/>
+          <w:szCs w:val="20"/>
+        </w:rPr>
+        <w:t xml:space="preserve">제공 항로 확대 : 현재 제주·청산도·소안도·보길도·노화 → 그 외 항로도 데이터 확보에 따라 순차 추가</w:t>
+      </w:r>
+    </w:p>
+    <w:p>
+      <w:pPr>
+        <w:pBdr>
+          <w:bottom w:val="single" w:color="1D4ED8" w:sz="8" w:space="4"/>
+        </w:pBdr>
+        <w:spacing w:after="140" w:before="280"/>
+      </w:pPr>
+      <w:r>
+        <w:rPr>
+          <w:rFonts w:ascii="맑은 고딕" w:cs="맑은 고딕" w:eastAsia="맑은 고딕" w:hAnsi="맑은 고딕"/>
+          <w:b/>
+          <w:bCs/>
+          <w:color w:val="1D4ED8"/>
+          <w:sz w:val="26"/>
+          <w:szCs w:val="26"/>
+        </w:rPr>
+        <w:t xml:space="preserve">8. 완도군의 기대 효과</w:t>
+      </w:r>
+    </w:p>
+    <w:p>
+      <w:pPr>
+        <w:spacing w:after="80" w:before="160" w:line="276"/>
+      </w:pPr>
+      <w:r>
+        <w:rPr>
+          <w:rFonts w:ascii="맑은 고딕" w:cs="맑은 고딕" w:eastAsia="맑은 고딕" w:hAnsi="맑은 고딕"/>
+          <w:b/>
+          <w:bCs/>
+          <w:color w:val="1E293B"/>
+          <w:sz w:val="22"/>
+          <w:szCs w:val="22"/>
+        </w:rPr>
+        <w:t xml:space="preserve">8-1. 군민 편의 증진</w:t>
+      </w:r>
+    </w:p>
+    <w:p>
+      <w:pPr>
+        <w:pStyle w:val="ListParagraph"/>
+        <w:numPr>
+          <w:ilvl w:val="0"/>
+          <w:numId w:val="1"/>
+        </w:numPr>
+        <w:spacing w:after="60" w:line="276"/>
+      </w:pPr>
+      <w:r>
+        <w:rPr>
+          <w:rFonts w:ascii="맑은 고딕" w:cs="맑은 고딕" w:eastAsia="맑은 고딕" w:hAnsi="맑은 고딕"/>
+          <w:color w:val="334155"/>
+          <w:sz w:val="20"/>
+          <w:szCs w:val="20"/>
+        </w:rPr>
+        <w:t xml:space="preserve">배편·날씨·물때를 한 번에 확인하여 불필요한 헛걸음 방지</w:t>
+      </w:r>
+    </w:p>
+    <w:p>
+      <w:pPr>
+        <w:pStyle w:val="ListParagraph"/>
+        <w:numPr>
+          <w:ilvl w:val="0"/>
+          <w:numId w:val="1"/>
+        </w:numPr>
+        <w:spacing w:after="60" w:line="276"/>
+      </w:pPr>
+      <w:r>
+        <w:rPr>
+          <w:rFonts w:ascii="맑은 고딕" w:cs="맑은 고딕" w:eastAsia="맑은 고딕" w:hAnsi="맑은 고딕"/>
+          <w:color w:val="334155"/>
+          <w:sz w:val="20"/>
+          <w:szCs w:val="20"/>
+        </w:rPr>
+        <w:t xml:space="preserve">고령층도 쉽게 쓰는 단순한 화면으로 정보 접근성 향상</w:t>
+      </w:r>
+    </w:p>
+    <w:p>
+      <w:pPr>
+        <w:spacing w:after="80" w:before="160" w:line="276"/>
+      </w:pPr>
+      <w:r>
+        <w:rPr>
+          <w:rFonts w:ascii="맑은 고딕" w:cs="맑은 고딕" w:eastAsia="맑은 고딕" w:hAnsi="맑은 고딕"/>
+          <w:b/>
+          <w:bCs/>
+          <w:color w:val="1E293B"/>
+          <w:sz w:val="22"/>
+          <w:szCs w:val="22"/>
+        </w:rPr>
+        <w:t xml:space="preserve">8-2. 관광객 만족도 향상</w:t>
+      </w:r>
+    </w:p>
+    <w:p>
+      <w:pPr>
+        <w:pStyle w:val="ListParagraph"/>
+        <w:numPr>
+          <w:ilvl w:val="0"/>
+          <w:numId w:val="1"/>
+        </w:numPr>
+        <w:spacing w:after="60" w:line="276"/>
+      </w:pPr>
+      <w:r>
+        <w:rPr>
+          <w:rFonts w:ascii="맑은 고딕" w:cs="맑은 고딕" w:eastAsia="맑은 고딕" w:hAnsi="맑은 고딕"/>
+          <w:color w:val="334155"/>
+          <w:sz w:val="20"/>
+          <w:szCs w:val="20"/>
+        </w:rPr>
+        <w:t xml:space="preserve">결항 정보를 미리 확인하여 일정 차질 최소화</w:t>
+      </w:r>
+    </w:p>
+    <w:p>
+      <w:pPr>
+        <w:pStyle w:val="ListParagraph"/>
+        <w:numPr>
+          <w:ilvl w:val="0"/>
+          <w:numId w:val="1"/>
+        </w:numPr>
+        <w:spacing w:after="60" w:line="276"/>
+      </w:pPr>
+      <w:r>
+        <w:rPr>
+          <w:rFonts w:ascii="맑은 고딕" w:cs="맑은 고딕" w:eastAsia="맑은 고딕" w:hAnsi="맑은 고딕"/>
+          <w:color w:val="334155"/>
+          <w:sz w:val="20"/>
+          <w:szCs w:val="20"/>
+        </w:rPr>
+        <w:t xml:space="preserve">‘정보를 쉽게 찾을 수 있는 완도’라는 긍정적 방문 경험 제공</w:t>
+      </w:r>
+    </w:p>
+    <w:p>
+      <w:pPr>
+        <w:spacing w:after="80" w:before="160" w:line="276"/>
+      </w:pPr>
+      <w:r>
+        <w:rPr>
+          <w:rFonts w:ascii="맑은 고딕" w:cs="맑은 고딕" w:eastAsia="맑은 고딕" w:hAnsi="맑은 고딕"/>
+          <w:b/>
+          <w:bCs/>
+          <w:color w:val="1E293B"/>
+          <w:sz w:val="22"/>
+          <w:szCs w:val="22"/>
+        </w:rPr>
+        <w:t xml:space="preserve">8-3. 군의 부담 없는 협력</w:t>
+      </w:r>
+    </w:p>
+    <w:p>
+      <w:pPr>
+        <w:pStyle w:val="ListParagraph"/>
+        <w:numPr>
+          <w:ilvl w:val="0"/>
+          <w:numId w:val="1"/>
+        </w:numPr>
+        <w:spacing w:after="60" w:line="276"/>
+      </w:pPr>
+      <w:r>
+        <w:rPr>
+          <w:rFonts w:ascii="맑은 고딕" w:cs="맑은 고딕" w:eastAsia="맑은 고딕" w:hAnsi="맑은 고딕"/>
+          <w:color w:val="334155"/>
+          <w:sz w:val="20"/>
+          <w:szCs w:val="20"/>
+        </w:rPr>
+        <w:t xml:space="preserve">군의 예산·인력 투입 없이 민간이 자체 개발·운영</w:t>
+      </w:r>
+    </w:p>
+    <w:p>
+      <w:pPr>
+        <w:pStyle w:val="ListParagraph"/>
+        <w:numPr>
+          <w:ilvl w:val="0"/>
+          <w:numId w:val="1"/>
+        </w:numPr>
+        <w:spacing w:after="60" w:line="276"/>
+      </w:pPr>
+      <w:r>
+        <w:rPr>
+          <w:rFonts w:ascii="맑은 고딕" w:cs="맑은 고딕" w:eastAsia="맑은 고딕" w:hAnsi="맑은 고딕"/>
+          <w:color w:val="334155"/>
+          <w:sz w:val="20"/>
+          <w:szCs w:val="20"/>
+        </w:rPr>
+        <w:t xml:space="preserve">군은 부착 허가와 홍보 협조만으로 군민 편의 서비스 제공 효과</w:t>
+      </w:r>
+    </w:p>
+    <w:p>
+      <w:pPr>
+        <w:pBdr>
+          <w:bottom w:val="single" w:color="1D4ED8" w:sz="8" w:space="4"/>
+        </w:pBdr>
+        <w:spacing w:after="140" w:before="280"/>
+      </w:pPr>
+      <w:r>
+        <w:rPr>
+          <w:rFonts w:ascii="맑은 고딕" w:cs="맑은 고딕" w:eastAsia="맑은 고딕" w:hAnsi="맑은 고딕"/>
+          <w:b/>
+          <w:bCs/>
+          <w:color w:val="1D4ED8"/>
+          <w:sz w:val="26"/>
+          <w:szCs w:val="26"/>
+        </w:rPr>
+        <w:t xml:space="preserve">9. 운영 방식 및 지속가능성</w:t>
       </w:r>
     </w:p>
     <w:p>
@@ -1547,7 +2203,7 @@
           <w:sz w:val="20"/>
           <w:szCs w:val="20"/>
         </w:rPr>
-        <w:t xml:space="preserve">FerryCast는 지속적으로 기능과 정보 범위를 확대하고 있습니다. 다음 기능을 순차적으로 적용할 예정입니다.</w:t>
+        <w:t xml:space="preserve">FerryCast는 무료 공익 서비스로 운영되며, 서버 유지를 위해 다음과 같은 최소한의 수익 모델을 투명하게 운영합니다.</w:t>
       </w:r>
     </w:p>
     <w:tbl>
@@ -1572,7 +2228,7 @@
         </w:trPr>
         <w:tc>
           <w:tcPr>
-            <w:tcW w:type="pct" w:w="28%"/>
+            <w:tcW w:type="pct" w:w="26%"/>
             <w:tcBorders>
               <w:top w:val="single" w:color="E2E8F0" w:sz="4"/>
               <w:left w:val="single" w:color="E2E8F0" w:sz="4"/>
@@ -1600,13 +2256,13 @@
                 <w:sz w:val="20"/>
                 <w:szCs w:val="20"/>
               </w:rPr>
-              <w:t xml:space="preserve">추가 예정 기능</w:t>
-            </w:r>
-          </w:p>
-        </w:tc>
-        <w:tc>
-          <w:tcPr>
-            <w:tcW w:type="pct" w:w="72%"/>
+              <w:t xml:space="preserve">구분</w:t>
+            </w:r>
+          </w:p>
+        </w:tc>
+        <w:tc>
+          <w:tcPr>
+            <w:tcW w:type="pct" w:w="74%"/>
             <w:tcBorders>
               <w:top w:val="single" w:color="E2E8F0" w:sz="4"/>
               <w:left w:val="single" w:color="E2E8F0" w:sz="4"/>
@@ -1642,7 +2298,7 @@
       <w:tr>
         <w:tc>
           <w:tcPr>
-            <w:tcW w:type="pct" w:w="28%"/>
+            <w:tcW w:type="pct" w:w="26%"/>
             <w:tcBorders>
               <w:top w:val="single" w:color="E2E8F0" w:sz="4"/>
               <w:left w:val="single" w:color="E2E8F0" w:sz="4"/>
@@ -1667,13 +2323,13 @@
                 <w:sz w:val="19"/>
                 <w:szCs w:val="19"/>
               </w:rPr>
-              <w:t xml:space="preserve">출항 알림</w:t>
-            </w:r>
-          </w:p>
-        </w:tc>
-        <w:tc>
-          <w:tcPr>
-            <w:tcW w:type="pct" w:w="72%"/>
+              <w:t xml:space="preserve">온라인 광고</w:t>
+            </w:r>
+          </w:p>
+        </w:tc>
+        <w:tc>
+          <w:tcPr>
+            <w:tcW w:type="pct" w:w="74%"/>
             <w:tcBorders>
               <w:top w:val="single" w:color="E2E8F0" w:sz="4"/>
               <w:left w:val="single" w:color="E2E8F0" w:sz="4"/>
@@ -1698,7 +2354,7 @@
                 <w:sz w:val="19"/>
                 <w:szCs w:val="19"/>
               </w:rPr>
-              <w:t xml:space="preserve">관심 항로의 출발 시각을 미리 알려주는 알림 기능 — 홈화면에 추가(앱 설치) 후 이용 가능하도록 순차 적용 예정</w:t>
+              <w:t xml:space="preserve">화면 하단에 비침해적 배너 광고를 게재 (정보 확인을 방해하지 않는 위치)</w:t>
             </w:r>
           </w:p>
         </w:tc>
@@ -1706,7 +2362,7 @@
       <w:tr>
         <w:tc>
           <w:tcPr>
-            <w:tcW w:type="pct" w:w="28%"/>
+            <w:tcW w:type="pct" w:w="26%"/>
             <w:tcBorders>
               <w:top w:val="single" w:color="E2E8F0" w:sz="4"/>
               <w:left w:val="single" w:color="E2E8F0" w:sz="4"/>
@@ -1732,13 +2388,13 @@
                 <w:sz w:val="19"/>
                 <w:szCs w:val="19"/>
               </w:rPr>
-              <w:t xml:space="preserve">제공 항로 확대</w:t>
-            </w:r>
-          </w:p>
-        </w:tc>
-        <w:tc>
-          <w:tcPr>
-            <w:tcW w:type="pct" w:w="72%"/>
+              <w:t xml:space="preserve">지역 상생</w:t>
+            </w:r>
+          </w:p>
+        </w:tc>
+        <w:tc>
+          <w:tcPr>
+            <w:tcW w:type="pct" w:w="74%"/>
             <w:tcBorders>
               <w:top w:val="single" w:color="E2E8F0" w:sz="4"/>
               <w:left w:val="single" w:color="E2E8F0" w:sz="4"/>
@@ -1764,7 +2420,71 @@
                 <w:sz w:val="19"/>
                 <w:szCs w:val="19"/>
               </w:rPr>
-              <w:t xml:space="preserve">현재 완도–제주, 완도–청산도, 완도–소안도·보길도·노화 항로를 제공하며, 목포·녹동·여수 등 그 외 항로도 데이터 확보에 따라 순차적으로 추가 예정</w:t>
+              <w:t xml:space="preserve">완도 지역 업체(펜션·식당·특산물 등) 홍보를 우선 게재하여 지역 경제에 기여</w:t>
+            </w:r>
+          </w:p>
+        </w:tc>
+      </w:tr>
+      <w:tr>
+        <w:tc>
+          <w:tcPr>
+            <w:tcW w:type="pct" w:w="26%"/>
+            <w:tcBorders>
+              <w:top w:val="single" w:color="E2E8F0" w:sz="4"/>
+              <w:left w:val="single" w:color="E2E8F0" w:sz="4"/>
+              <w:bottom w:val="single" w:color="E2E8F0" w:sz="4"/>
+              <w:right w:val="single" w:color="E2E8F0" w:sz="4"/>
+            </w:tcBorders>
+            <w:tcMar>
+              <w:top w:type="dxa" w:w="60"/>
+              <w:left w:type="dxa" w:w="100"/>
+              <w:bottom w:type="dxa" w:w="60"/>
+              <w:right w:type="dxa" w:w="100"/>
+            </w:tcMar>
+          </w:tcPr>
+          <w:p>
+            <w:pPr>
+              <w:spacing w:after="0" w:before="0" w:line="276"/>
+            </w:pPr>
+            <w:r>
+              <w:rPr>
+                <w:rFonts w:ascii="맑은 고딕" w:cs="맑은 고딕" w:eastAsia="맑은 고딕" w:hAnsi="맑은 고딕"/>
+                <w:color w:val="334155"/>
+                <w:sz w:val="19"/>
+                <w:szCs w:val="19"/>
+              </w:rPr>
+              <w:t xml:space="preserve">정보 무료</w:t>
+            </w:r>
+          </w:p>
+        </w:tc>
+        <w:tc>
+          <w:tcPr>
+            <w:tcW w:type="pct" w:w="74%"/>
+            <w:tcBorders>
+              <w:top w:val="single" w:color="E2E8F0" w:sz="4"/>
+              <w:left w:val="single" w:color="E2E8F0" w:sz="4"/>
+              <w:bottom w:val="single" w:color="E2E8F0" w:sz="4"/>
+              <w:right w:val="single" w:color="E2E8F0" w:sz="4"/>
+            </w:tcBorders>
+            <w:tcMar>
+              <w:top w:type="dxa" w:w="60"/>
+              <w:left w:type="dxa" w:w="100"/>
+              <w:bottom w:type="dxa" w:w="60"/>
+              <w:right w:type="dxa" w:w="100"/>
+            </w:tcMar>
+          </w:tcPr>
+          <w:p>
+            <w:pPr>
+              <w:spacing w:after="0" w:before="0" w:line="276"/>
+            </w:pPr>
+            <w:r>
+              <w:rPr>
+                <w:rFonts w:ascii="맑은 고딕" w:cs="맑은 고딕" w:eastAsia="맑은 고딕" w:hAnsi="맑은 고딕"/>
+                <w:color w:val="334155"/>
+                <w:sz w:val="19"/>
+                <w:szCs w:val="19"/>
+              </w:rPr>
+              <w:t xml:space="preserve">배편·날씨 등 핵심 정보는 영구 무료. 이용자에게 요금을 부과하지 않음</w:t>
             </w:r>
           </w:p>
         </w:tc>
@@ -1772,16 +2492,16 @@
     </w:tbl>
     <w:p>
       <w:pPr>
-        <w:spacing w:after="40" w:before="0" w:line="276"/>
-      </w:pPr>
-      <w:r>
-        <w:rPr>
-          <w:rFonts w:ascii="맑은 고딕" w:cs="맑은 고딕" w:eastAsia="맑은 고딕" w:hAnsi="맑은 고딕"/>
-          <w:color w:val="64748B"/>
-          <w:sz w:val="20"/>
-          <w:szCs w:val="20"/>
-        </w:rPr>
-        <w:t xml:space="preserve">※ 현재 제공 항로: 완도–제주 · 완도–청산도 · 완도–소안도·보길도·노화. 그 외 항로는 공공 데이터 연동 작업을 거쳐 단계적으로 확대됩니다.</w:t>
+        <w:spacing w:after="100" w:before="0" w:line="276"/>
+      </w:pPr>
+      <w:r>
+        <w:rPr>
+          <w:rFonts w:ascii="맑은 고딕" w:cs="맑은 고딕" w:eastAsia="맑은 고딕" w:hAnsi="맑은 고딕"/>
+          <w:color w:val="334155"/>
+          <w:sz w:val="20"/>
+          <w:szCs w:val="20"/>
+        </w:rPr>
+        <w:t xml:space="preserve">운영 수익은 서버 유지와 서비스 개선에 사용되며, 군의 예산 부담 없이 서비스를 안정적으로 지속하기 위한 수단입니다.</w:t>
       </w:r>
     </w:p>
     <w:p>
@@ -1800,519 +2520,7 @@
           <w:sz w:val="26"/>
           <w:szCs w:val="26"/>
         </w:rPr>
-        <w:t xml:space="preserve">6. 완도군의 기대 효과</w:t>
-      </w:r>
-    </w:p>
-    <w:p>
-      <w:pPr>
-        <w:spacing w:after="80" w:before="160" w:line="276"/>
-      </w:pPr>
-      <w:r>
-        <w:rPr>
-          <w:rFonts w:ascii="맑은 고딕" w:cs="맑은 고딕" w:eastAsia="맑은 고딕" w:hAnsi="맑은 고딕"/>
-          <w:b/>
-          <w:bCs/>
-          <w:color w:val="1E293B"/>
-          <w:sz w:val="22"/>
-          <w:szCs w:val="22"/>
-        </w:rPr>
-        <w:t xml:space="preserve">6-1. 군민 편의 증진</w:t>
-      </w:r>
-    </w:p>
-    <w:p>
-      <w:pPr>
-        <w:pStyle w:val="ListParagraph"/>
-        <w:numPr>
-          <w:ilvl w:val="0"/>
-          <w:numId w:val="1"/>
-        </w:numPr>
-        <w:spacing w:after="60" w:line="276"/>
-      </w:pPr>
-      <w:r>
-        <w:rPr>
-          <w:rFonts w:ascii="맑은 고딕" w:cs="맑은 고딕" w:eastAsia="맑은 고딕" w:hAnsi="맑은 고딕"/>
-          <w:color w:val="334155"/>
-          <w:sz w:val="20"/>
-          <w:szCs w:val="20"/>
-        </w:rPr>
-        <w:t xml:space="preserve">배편·날씨 정보를 한 번에 확인하여 불필요한 헛걸음 방지</w:t>
-      </w:r>
-    </w:p>
-    <w:p>
-      <w:pPr>
-        <w:pStyle w:val="ListParagraph"/>
-        <w:numPr>
-          <w:ilvl w:val="0"/>
-          <w:numId w:val="1"/>
-        </w:numPr>
-        <w:spacing w:after="60" w:line="276"/>
-      </w:pPr>
-      <w:r>
-        <w:rPr>
-          <w:rFonts w:ascii="맑은 고딕" w:cs="맑은 고딕" w:eastAsia="맑은 고딕" w:hAnsi="맑은 고딕"/>
-          <w:color w:val="334155"/>
-          <w:sz w:val="20"/>
-          <w:szCs w:val="20"/>
-        </w:rPr>
-        <w:t xml:space="preserve">고령층도 쉽게 쓰는 단순한 화면으로 정보 접근성 향상</w:t>
-      </w:r>
-    </w:p>
-    <w:p>
-      <w:pPr>
-        <w:spacing w:after="80" w:before="160" w:line="276"/>
-      </w:pPr>
-      <w:r>
-        <w:rPr>
-          <w:rFonts w:ascii="맑은 고딕" w:cs="맑은 고딕" w:eastAsia="맑은 고딕" w:hAnsi="맑은 고딕"/>
-          <w:b/>
-          <w:bCs/>
-          <w:color w:val="1E293B"/>
-          <w:sz w:val="22"/>
-          <w:szCs w:val="22"/>
-        </w:rPr>
-        <w:t xml:space="preserve">6-2. 관광객 만족도 향상</w:t>
-      </w:r>
-    </w:p>
-    <w:p>
-      <w:pPr>
-        <w:pStyle w:val="ListParagraph"/>
-        <w:numPr>
-          <w:ilvl w:val="0"/>
-          <w:numId w:val="1"/>
-        </w:numPr>
-        <w:spacing w:after="60" w:line="276"/>
-      </w:pPr>
-      <w:r>
-        <w:rPr>
-          <w:rFonts w:ascii="맑은 고딕" w:cs="맑은 고딕" w:eastAsia="맑은 고딕" w:hAnsi="맑은 고딕"/>
-          <w:color w:val="334155"/>
-          <w:sz w:val="20"/>
-          <w:szCs w:val="20"/>
-        </w:rPr>
-        <w:t xml:space="preserve">관광객이 결항 정보를 미리 확인하여 일정 차질 최소화</w:t>
-      </w:r>
-    </w:p>
-    <w:p>
-      <w:pPr>
-        <w:pStyle w:val="ListParagraph"/>
-        <w:numPr>
-          <w:ilvl w:val="0"/>
-          <w:numId w:val="1"/>
-        </w:numPr>
-        <w:spacing w:after="60" w:line="276"/>
-      </w:pPr>
-      <w:r>
-        <w:rPr>
-          <w:rFonts w:ascii="맑은 고딕" w:cs="맑은 고딕" w:eastAsia="맑은 고딕" w:hAnsi="맑은 고딕"/>
-          <w:color w:val="334155"/>
-          <w:sz w:val="20"/>
-          <w:szCs w:val="20"/>
-        </w:rPr>
-        <w:t xml:space="preserve">‘정보를 쉽게 찾을 수 있는 완도’라는 긍정적 방문 경험 제공</w:t>
-      </w:r>
-    </w:p>
-    <w:p>
-      <w:pPr>
-        <w:spacing w:after="80" w:before="160" w:line="276"/>
-      </w:pPr>
-      <w:r>
-        <w:rPr>
-          <w:rFonts w:ascii="맑은 고딕" w:cs="맑은 고딕" w:eastAsia="맑은 고딕" w:hAnsi="맑은 고딕"/>
-          <w:b/>
-          <w:bCs/>
-          <w:color w:val="1E293B"/>
-          <w:sz w:val="22"/>
-          <w:szCs w:val="22"/>
-        </w:rPr>
-        <w:t xml:space="preserve">6-3. 군의 부담 없는 협력</w:t>
-      </w:r>
-    </w:p>
-    <w:p>
-      <w:pPr>
-        <w:pStyle w:val="ListParagraph"/>
-        <w:numPr>
-          <w:ilvl w:val="0"/>
-          <w:numId w:val="1"/>
-        </w:numPr>
-        <w:spacing w:after="60" w:line="276"/>
-      </w:pPr>
-      <w:r>
-        <w:rPr>
-          <w:rFonts w:ascii="맑은 고딕" w:cs="맑은 고딕" w:eastAsia="맑은 고딕" w:hAnsi="맑은 고딕"/>
-          <w:color w:val="334155"/>
-          <w:sz w:val="20"/>
-          <w:szCs w:val="20"/>
-        </w:rPr>
-        <w:t xml:space="preserve">군의 예산·인력 투입 없이 민간이 자체 개발·운영</w:t>
-      </w:r>
-    </w:p>
-    <w:p>
-      <w:pPr>
-        <w:pStyle w:val="ListParagraph"/>
-        <w:numPr>
-          <w:ilvl w:val="0"/>
-          <w:numId w:val="1"/>
-        </w:numPr>
-        <w:spacing w:after="60" w:line="276"/>
-      </w:pPr>
-      <w:r>
-        <w:rPr>
-          <w:rFonts w:ascii="맑은 고딕" w:cs="맑은 고딕" w:eastAsia="맑은 고딕" w:hAnsi="맑은 고딕"/>
-          <w:color w:val="334155"/>
-          <w:sz w:val="20"/>
-          <w:szCs w:val="20"/>
-        </w:rPr>
-        <w:t xml:space="preserve">군은 부착 허가와 홍보 협조만으로 군민 편의 서비스 제공 효과</w:t>
-      </w:r>
-    </w:p>
-    <w:p>
-      <w:pPr>
-        <w:pBdr>
-          <w:bottom w:val="single" w:color="1D4ED8" w:sz="8" w:space="4"/>
-        </w:pBdr>
-        <w:spacing w:after="140" w:before="280"/>
-      </w:pPr>
-      <w:r>
-        <w:rPr>
-          <w:rFonts w:ascii="맑은 고딕" w:cs="맑은 고딕" w:eastAsia="맑은 고딕" w:hAnsi="맑은 고딕"/>
-          <w:b/>
-          <w:bCs/>
-          <w:color w:val="1D4ED8"/>
-          <w:sz w:val="26"/>
-          <w:szCs w:val="26"/>
-        </w:rPr>
-        <w:t xml:space="preserve">7. 운영 방식 및 지속가능성</w:t>
-      </w:r>
-    </w:p>
-    <w:p>
-      <w:pPr>
-        <w:spacing w:after="100" w:before="0" w:line="276"/>
-      </w:pPr>
-      <w:r>
-        <w:rPr>
-          <w:rFonts w:ascii="맑은 고딕" w:cs="맑은 고딕" w:eastAsia="맑은 고딕" w:hAnsi="맑은 고딕"/>
-          <w:color w:val="334155"/>
-          <w:sz w:val="20"/>
-          <w:szCs w:val="20"/>
-        </w:rPr>
-        <w:t xml:space="preserve">FerryCast는 무료 공익 서비스로 운영되며, 서버 운영비 등 지속적인 유지·관리를 위해 다음과 같은 최소한의 수익 모델을 투명하게 운영할 계획입니다.</w:t>
-      </w:r>
-    </w:p>
-    <w:tbl>
-      <w:tblPr>
-        <w:tblW w:type="pct" w:w="100%"/>
-        <w:tblBorders>
-          <w:top w:val="single" w:color="auto" w:sz="4"/>
-          <w:left w:val="single" w:color="auto" w:sz="4"/>
-          <w:bottom w:val="single" w:color="auto" w:sz="4"/>
-          <w:right w:val="single" w:color="auto" w:sz="4"/>
-          <w:insideH w:val="single" w:color="auto" w:sz="4"/>
-          <w:insideV w:val="single" w:color="auto" w:sz="4"/>
-        </w:tblBorders>
-      </w:tblPr>
-      <w:tblGrid>
-        <w:gridCol w:w="100"/>
-        <w:gridCol w:w="100"/>
-      </w:tblGrid>
-      <w:tr>
-        <w:trPr>
-          <w:tblHeader/>
-        </w:trPr>
-        <w:tc>
-          <w:tcPr>
-            <w:tcW w:type="pct" w:w="24%"/>
-            <w:tcBorders>
-              <w:top w:val="single" w:color="E2E8F0" w:sz="4"/>
-              <w:left w:val="single" w:color="E2E8F0" w:sz="4"/>
-              <w:bottom w:val="single" w:color="E2E8F0" w:sz="4"/>
-              <w:right w:val="single" w:color="E2E8F0" w:sz="4"/>
-            </w:tcBorders>
-            <w:shd w:fill="1D4ED8" w:val="clear"/>
-            <w:tcMar>
-              <w:top w:type="dxa" w:w="60"/>
-              <w:left w:type="dxa" w:w="100"/>
-              <w:bottom w:type="dxa" w:w="60"/>
-              <w:right w:type="dxa" w:w="100"/>
-            </w:tcMar>
-          </w:tcPr>
-          <w:p>
-            <w:pPr>
-              <w:spacing w:after="0" w:before="0" w:line="276"/>
-            </w:pPr>
-            <w:r>
-              <w:rPr>
-                <w:rFonts w:ascii="맑은 고딕" w:cs="맑은 고딕" w:eastAsia="맑은 고딕" w:hAnsi="맑은 고딕"/>
-                <w:b/>
-                <w:bCs/>
-                <w:color w:val="FFFFFF"/>
-                <w:sz w:val="20"/>
-                <w:szCs w:val="20"/>
-              </w:rPr>
-              <w:t xml:space="preserve">구분</w:t>
-            </w:r>
-          </w:p>
-        </w:tc>
-        <w:tc>
-          <w:tcPr>
-            <w:tcW w:type="pct" w:w="76%"/>
-            <w:tcBorders>
-              <w:top w:val="single" w:color="E2E8F0" w:sz="4"/>
-              <w:left w:val="single" w:color="E2E8F0" w:sz="4"/>
-              <w:bottom w:val="single" w:color="E2E8F0" w:sz="4"/>
-              <w:right w:val="single" w:color="E2E8F0" w:sz="4"/>
-            </w:tcBorders>
-            <w:shd w:fill="1D4ED8" w:val="clear"/>
-            <w:tcMar>
-              <w:top w:type="dxa" w:w="60"/>
-              <w:left w:type="dxa" w:w="100"/>
-              <w:bottom w:type="dxa" w:w="60"/>
-              <w:right w:type="dxa" w:w="100"/>
-            </w:tcMar>
-          </w:tcPr>
-          <w:p>
-            <w:pPr>
-              <w:spacing w:after="0" w:before="0" w:line="276"/>
-            </w:pPr>
-            <w:r>
-              <w:rPr>
-                <w:rFonts w:ascii="맑은 고딕" w:cs="맑은 고딕" w:eastAsia="맑은 고딕" w:hAnsi="맑은 고딕"/>
-                <w:b/>
-                <w:bCs/>
-                <w:color w:val="FFFFFF"/>
-                <w:sz w:val="20"/>
-                <w:szCs w:val="20"/>
-              </w:rPr>
-              <w:t xml:space="preserve">내용</w:t>
-            </w:r>
-          </w:p>
-        </w:tc>
-      </w:tr>
-      <w:tr>
-        <w:tc>
-          <w:tcPr>
-            <w:tcW w:type="pct" w:w="24%"/>
-            <w:tcBorders>
-              <w:top w:val="single" w:color="E2E8F0" w:sz="4"/>
-              <w:left w:val="single" w:color="E2E8F0" w:sz="4"/>
-              <w:bottom w:val="single" w:color="E2E8F0" w:sz="4"/>
-              <w:right w:val="single" w:color="E2E8F0" w:sz="4"/>
-            </w:tcBorders>
-            <w:tcMar>
-              <w:top w:type="dxa" w:w="60"/>
-              <w:left w:type="dxa" w:w="100"/>
-              <w:bottom w:type="dxa" w:w="60"/>
-              <w:right w:type="dxa" w:w="100"/>
-            </w:tcMar>
-          </w:tcPr>
-          <w:p>
-            <w:pPr>
-              <w:spacing w:after="0" w:before="0" w:line="276"/>
-            </w:pPr>
-            <w:r>
-              <w:rPr>
-                <w:rFonts w:ascii="맑은 고딕" w:cs="맑은 고딕" w:eastAsia="맑은 고딕" w:hAnsi="맑은 고딕"/>
-                <w:color w:val="334155"/>
-                <w:sz w:val="19"/>
-                <w:szCs w:val="19"/>
-              </w:rPr>
-              <w:t xml:space="preserve">온라인 광고</w:t>
-            </w:r>
-          </w:p>
-        </w:tc>
-        <w:tc>
-          <w:tcPr>
-            <w:tcW w:type="pct" w:w="76%"/>
-            <w:tcBorders>
-              <w:top w:val="single" w:color="E2E8F0" w:sz="4"/>
-              <w:left w:val="single" w:color="E2E8F0" w:sz="4"/>
-              <w:bottom w:val="single" w:color="E2E8F0" w:sz="4"/>
-              <w:right w:val="single" w:color="E2E8F0" w:sz="4"/>
-            </w:tcBorders>
-            <w:tcMar>
-              <w:top w:type="dxa" w:w="60"/>
-              <w:left w:type="dxa" w:w="100"/>
-              <w:bottom w:type="dxa" w:w="60"/>
-              <w:right w:type="dxa" w:w="100"/>
-            </w:tcMar>
-          </w:tcPr>
-          <w:p>
-            <w:pPr>
-              <w:spacing w:after="0" w:before="0" w:line="276"/>
-            </w:pPr>
-            <w:r>
-              <w:rPr>
-                <w:rFonts w:ascii="맑은 고딕" w:cs="맑은 고딕" w:eastAsia="맑은 고딕" w:hAnsi="맑은 고딕"/>
-                <w:color w:val="334155"/>
-                <w:sz w:val="19"/>
-                <w:szCs w:val="19"/>
-              </w:rPr>
-              <w:t xml:space="preserve">화면 하단에 비침해적 배너 광고를 게재 (정보 확인을 방해하지 않는 위치)</w:t>
-            </w:r>
-          </w:p>
-        </w:tc>
-      </w:tr>
-      <w:tr>
-        <w:tc>
-          <w:tcPr>
-            <w:tcW w:type="pct" w:w="24%"/>
-            <w:tcBorders>
-              <w:top w:val="single" w:color="E2E8F0" w:sz="4"/>
-              <w:left w:val="single" w:color="E2E8F0" w:sz="4"/>
-              <w:bottom w:val="single" w:color="E2E8F0" w:sz="4"/>
-              <w:right w:val="single" w:color="E2E8F0" w:sz="4"/>
-            </w:tcBorders>
-            <w:shd w:fill="F8FAFC" w:val="clear"/>
-            <w:tcMar>
-              <w:top w:type="dxa" w:w="60"/>
-              <w:left w:type="dxa" w:w="100"/>
-              <w:bottom w:type="dxa" w:w="60"/>
-              <w:right w:type="dxa" w:w="100"/>
-            </w:tcMar>
-          </w:tcPr>
-          <w:p>
-            <w:pPr>
-              <w:spacing w:after="0" w:before="0" w:line="276"/>
-            </w:pPr>
-            <w:r>
-              <w:rPr>
-                <w:rFonts w:ascii="맑은 고딕" w:cs="맑은 고딕" w:eastAsia="맑은 고딕" w:hAnsi="맑은 고딕"/>
-                <w:color w:val="334155"/>
-                <w:sz w:val="19"/>
-                <w:szCs w:val="19"/>
-              </w:rPr>
-              <w:t xml:space="preserve">지역 상생</w:t>
-            </w:r>
-          </w:p>
-        </w:tc>
-        <w:tc>
-          <w:tcPr>
-            <w:tcW w:type="pct" w:w="76%"/>
-            <w:tcBorders>
-              <w:top w:val="single" w:color="E2E8F0" w:sz="4"/>
-              <w:left w:val="single" w:color="E2E8F0" w:sz="4"/>
-              <w:bottom w:val="single" w:color="E2E8F0" w:sz="4"/>
-              <w:right w:val="single" w:color="E2E8F0" w:sz="4"/>
-            </w:tcBorders>
-            <w:shd w:fill="F8FAFC" w:val="clear"/>
-            <w:tcMar>
-              <w:top w:type="dxa" w:w="60"/>
-              <w:left w:type="dxa" w:w="100"/>
-              <w:bottom w:type="dxa" w:w="60"/>
-              <w:right w:type="dxa" w:w="100"/>
-            </w:tcMar>
-          </w:tcPr>
-          <w:p>
-            <w:pPr>
-              <w:spacing w:after="0" w:before="0" w:line="276"/>
-            </w:pPr>
-            <w:r>
-              <w:rPr>
-                <w:rFonts w:ascii="맑은 고딕" w:cs="맑은 고딕" w:eastAsia="맑은 고딕" w:hAnsi="맑은 고딕"/>
-                <w:color w:val="334155"/>
-                <w:sz w:val="19"/>
-                <w:szCs w:val="19"/>
-              </w:rPr>
-              <w:t xml:space="preserve">완도 지역 업체(펜션·식당·특산물 등) 홍보를 우선 게재하여 지역 경제에 기여</w:t>
-            </w:r>
-          </w:p>
-        </w:tc>
-      </w:tr>
-      <w:tr>
-        <w:tc>
-          <w:tcPr>
-            <w:tcW w:type="pct" w:w="24%"/>
-            <w:tcBorders>
-              <w:top w:val="single" w:color="E2E8F0" w:sz="4"/>
-              <w:left w:val="single" w:color="E2E8F0" w:sz="4"/>
-              <w:bottom w:val="single" w:color="E2E8F0" w:sz="4"/>
-              <w:right w:val="single" w:color="E2E8F0" w:sz="4"/>
-            </w:tcBorders>
-            <w:tcMar>
-              <w:top w:type="dxa" w:w="60"/>
-              <w:left w:type="dxa" w:w="100"/>
-              <w:bottom w:type="dxa" w:w="60"/>
-              <w:right w:type="dxa" w:w="100"/>
-            </w:tcMar>
-          </w:tcPr>
-          <w:p>
-            <w:pPr>
-              <w:spacing w:after="0" w:before="0" w:line="276"/>
-            </w:pPr>
-            <w:r>
-              <w:rPr>
-                <w:rFonts w:ascii="맑은 고딕" w:cs="맑은 고딕" w:eastAsia="맑은 고딕" w:hAnsi="맑은 고딕"/>
-                <w:color w:val="334155"/>
-                <w:sz w:val="19"/>
-                <w:szCs w:val="19"/>
-              </w:rPr>
-              <w:t xml:space="preserve">정보 무료</w:t>
-            </w:r>
-          </w:p>
-        </w:tc>
-        <w:tc>
-          <w:tcPr>
-            <w:tcW w:type="pct" w:w="76%"/>
-            <w:tcBorders>
-              <w:top w:val="single" w:color="E2E8F0" w:sz="4"/>
-              <w:left w:val="single" w:color="E2E8F0" w:sz="4"/>
-              <w:bottom w:val="single" w:color="E2E8F0" w:sz="4"/>
-              <w:right w:val="single" w:color="E2E8F0" w:sz="4"/>
-            </w:tcBorders>
-            <w:tcMar>
-              <w:top w:type="dxa" w:w="60"/>
-              <w:left w:type="dxa" w:w="100"/>
-              <w:bottom w:type="dxa" w:w="60"/>
-              <w:right w:type="dxa" w:w="100"/>
-            </w:tcMar>
-          </w:tcPr>
-          <w:p>
-            <w:pPr>
-              <w:spacing w:after="0" w:before="0" w:line="276"/>
-            </w:pPr>
-            <w:r>
-              <w:rPr>
-                <w:rFonts w:ascii="맑은 고딕" w:cs="맑은 고딕" w:eastAsia="맑은 고딕" w:hAnsi="맑은 고딕"/>
-                <w:color w:val="334155"/>
-                <w:sz w:val="19"/>
-                <w:szCs w:val="19"/>
-              </w:rPr>
-              <w:t xml:space="preserve">배편·날씨 등 핵심 정보는 영구 무료. 이용자에게 요금을 부과하지 않음</w:t>
-            </w:r>
-          </w:p>
-        </w:tc>
-      </w:tr>
-    </w:tbl>
-    <w:p>
-      <w:pPr>
-        <w:spacing w:after="100" w:before="0" w:line="276"/>
-      </w:pPr>
-      <w:r>
-        <w:rPr>
-          <w:rFonts w:ascii="맑은 고딕" w:cs="맑은 고딕" w:eastAsia="맑은 고딕" w:hAnsi="맑은 고딕"/>
-          <w:color w:val="334155"/>
-          <w:sz w:val="20"/>
-          <w:szCs w:val="20"/>
-        </w:rPr>
-        <w:t xml:space="preserve">운영 수익은 서버 유지와 서비스 개선에 사용되며, 이는 군의 예산 부담 없이 서비스를 안정적으로 지속하기 위한 수단입니다. 공공 정보를 활용한 서비스인 만큼, 군과 협의된 범위 내에서 투명하게 운영하겠습니다.</w:t>
-      </w:r>
-    </w:p>
-    <w:p>
-      <w:pPr>
-        <w:pBdr>
-          <w:bottom w:val="single" w:color="1D4ED8" w:sz="8" w:space="4"/>
-        </w:pBdr>
-        <w:spacing w:after="140" w:before="280"/>
-      </w:pPr>
-      <w:r>
-        <w:rPr>
-          <w:rFonts w:ascii="맑은 고딕" w:cs="맑은 고딕" w:eastAsia="맑은 고딕" w:hAnsi="맑은 고딕"/>
-          <w:b/>
-          <w:bCs/>
-          <w:color w:val="1D4ED8"/>
-          <w:sz w:val="26"/>
-          <w:szCs w:val="26"/>
-        </w:rPr>
-        <w:t xml:space="preserve">8. 완도군청에 드리는 요청 사항</w:t>
+        <w:t xml:space="preserve">10. 완도군청에 드리는 요청 사항</w:t>
       </w:r>
     </w:p>
     <w:tbl>
@@ -2744,7 +2952,7 @@
           <w:sz w:val="26"/>
           <w:szCs w:val="26"/>
         </w:rPr>
-        <w:t xml:space="preserve">9. 맺음말</w:t>
+        <w:t xml:space="preserve">11. 맺음말</w:t>
       </w:r>
     </w:p>
     <w:p>
@@ -2758,21 +2966,7 @@
           <w:sz w:val="20"/>
           <w:szCs w:val="20"/>
         </w:rPr>
-        <w:t xml:space="preserve">FerryCast는 완도를 찾는 모든 사람이 ‘오늘 배가 뜨는지’를 쉽고 빠르게 확인할 수 있도록 돕는 작은 서비스입니다. 군의 예산이나 인력 부담 없이, 군민 편의와 관광 활성화에 보탬이 되고자 합니다.</w:t>
-      </w:r>
-    </w:p>
-    <w:p>
-      <w:pPr>
-        <w:spacing w:after="100" w:before="0" w:line="276"/>
-      </w:pPr>
-      <w:r>
-        <w:rPr>
-          <w:rFonts w:ascii="맑은 고딕" w:cs="맑은 고딕" w:eastAsia="맑은 고딕" w:hAnsi="맑은 고딕"/>
-          <w:color w:val="334155"/>
-          <w:sz w:val="20"/>
-          <w:szCs w:val="20"/>
-        </w:rPr>
-        <w:t xml:space="preserve">완도군청의 부착 허가와 홍보 협조가 더해진다면, 더 많은 군민과 관광객이 이 서비스를 통해 편리함을 누릴 수 있습니다. 긍정적인 검토를 부탁드립니다.</w:t>
+        <w:t xml:space="preserve">FerryCast는 완도를 찾는 모든 사람이 ‘오늘 배가 뜨는지’를 쉽고 빠르게 확인하도록 돕는 작은 서비스입니다. 군의 예산이나 인력 부담 없이 군민 편의와 관광 활성화에 보탬이 되고자 합니다. 완도군청의 부착 허가와 홍보 협조를 부탁드립니다.</w:t>
       </w:r>
     </w:p>
     <w:p>
@@ -2805,7 +2999,7 @@
           <w:sz w:val="20"/>
           <w:szCs w:val="20"/>
         </w:rPr>
-        <w:t xml:space="preserve">서비스명: FerryCast (페리캐스트)</w:t>
+        <w:t xml:space="preserve">서비스명 : FerryCast (페리캐스트)</w:t>
       </w:r>
     </w:p>
     <w:p>
@@ -2819,7 +3013,7 @@
           <w:sz w:val="20"/>
           <w:szCs w:val="20"/>
         </w:rPr>
-        <w:t xml:space="preserve">웹주소: https://ferrycast.kr</w:t>
+        <w:t xml:space="preserve">웹주소 : https://ferrycast.kr</w:t>
       </w:r>
     </w:p>
     <w:p>
@@ -2835,7 +3029,7 @@
           <w:sz w:val="20"/>
           <w:szCs w:val="20"/>
         </w:rPr>
-        <w:t xml:space="preserve">담당자: 김신진</w:t>
+        <w:t xml:space="preserve">담당자 : 김신진</w:t>
       </w:r>
       <w:r>
         <w:rPr>
@@ -2844,21 +3038,7 @@
           <w:sz w:val="20"/>
           <w:szCs w:val="20"/>
         </w:rPr>
-        <w:t xml:space="preserve">      연락처: 010-8478-7552</w:t>
-      </w:r>
-    </w:p>
-    <w:p>
-      <w:pPr>
-        <w:spacing w:after="60" w:before="0" w:line="276"/>
-      </w:pPr>
-      <w:r>
-        <w:rPr>
-          <w:rFonts w:ascii="맑은 고딕" w:cs="맑은 고딕" w:eastAsia="맑은 고딕" w:hAnsi="맑은 고딕"/>
-          <w:color w:val="1E293B"/>
-          <w:sz w:val="20"/>
-          <w:szCs w:val="20"/>
-        </w:rPr>
-        <w:t xml:space="preserve">이메일: climaxna@naver.com</w:t>
+        <w:t xml:space="preserve">     연락처 : 010-8478-7552     이메일 : climaxna@naver.com</w:t>
       </w:r>
     </w:p>
     <w:sectPr>
